--- a/Coding 2 - year/Unit 7 - Capstone Project/Daily Lesson Plans/Word/Day 23.docx
+++ b/Coding 2 - year/Unit 7 - Capstone Project/Daily Lesson Plans/Word/Day 23.docx
@@ -50,12 +50,15 @@
               </w:rPr>
               <w:t xml:space="preserve">Coding II — Full Year</w:t>
             </w:r>
-          </w:p>
-          <w:p>
-            <w:pPr>
-              <w:spacing w:before="40"/>
-              <w:jc w:val="center"/>
-            </w:pPr>
+            <w:r>
+              <w:rPr>
+                <w:rFonts w:ascii="Arial" w:cs="Arial" w:eastAsia="Arial" w:hAnsi="Arial"/>
+                <w:sz w:val="16"/>
+                <w:szCs w:val="16"/>
+              </w:rPr>
+              <w:br/>
+              <w:t xml:space="preserve"/>
+            </w:r>
             <w:r>
               <w:rPr>
                 <w:rFonts w:ascii="Arial" w:cs="Arial" w:eastAsia="Arial" w:hAnsi="Arial"/>
@@ -83,7 +86,7 @@
           <w:rFonts w:ascii="Arial" w:cs="Arial" w:eastAsia="Arial" w:hAnsi="Arial"/>
           <w:b/>
           <w:bCs/>
-          <w:color w:val="0D3B1F"/>
+          <w:color w:val="1B7A4A"/>
           <w:sz w:val="32"/>
           <w:szCs w:val="32"/>
         </w:rPr>
@@ -200,9 +203,9 @@
               <w:right w:val="single" w:color="CCCCCC" w:sz="1"/>
             </w:tcBorders>
             <w:tcMar>
-              <w:top w:type="dxa" w:w="60"/>
+              <w:top w:type="dxa" w:w="80"/>
               <w:left w:type="dxa" w:w="120"/>
-              <w:bottom w:type="dxa" w:w="60"/>
+              <w:bottom w:type="dxa" w:w="80"/>
               <w:right w:type="dxa" w:w="120"/>
             </w:tcMar>
           </w:tcPr>
@@ -229,20 +232,147 @@
               <w:right w:val="single" w:color="CCCCCC" w:sz="1"/>
             </w:tcBorders>
             <w:tcMar>
-              <w:top w:type="dxa" w:w="60"/>
+              <w:top w:type="dxa" w:w="80"/>
               <w:left w:type="dxa" w:w="120"/>
-              <w:bottom w:type="dxa" w:w="60"/>
+              <w:bottom w:type="dxa" w:w="80"/>
               <w:right w:type="dxa" w:w="120"/>
             </w:tcMar>
           </w:tcPr>
           <w:p>
-            <w:r>
-              <w:rPr>
-                <w:rFonts w:ascii="Arial" w:cs="Arial" w:eastAsia="Arial" w:hAnsi="Arial"/>
-                <w:sz w:val="20"/>
-                <w:szCs w:val="20"/>
+            <w:pPr>
+              <w:spacing w:after="80" w:before="80"/>
+            </w:pPr>
+            <w:r>
+              <w:rPr>
+                <w:rFonts w:ascii="Arial" w:cs="Arial" w:eastAsia="Arial" w:hAnsi="Arial"/>
+                <w:b/>
+                <w:bCs/>
+                <w:i w:val="false"/>
+                <w:iCs w:val="false"/>
+                <w:color w:val="000000"/>
+                <w:sz w:val="22"/>
+                <w:szCs w:val="22"/>
               </w:rPr>
               <w:t xml:space="preserve">Bell Ringer / Review</w:t>
+            </w:r>
+            <w:r>
+              <w:rPr>
+                <w:rFonts w:ascii="Arial" w:cs="Arial" w:eastAsia="Arial" w:hAnsi="Arial"/>
+                <w:sz w:val="20"/>
+                <w:szCs w:val="20"/>
+              </w:rPr>
+              <w:br/>
+              <w:t xml:space="preserve"/>
+            </w:r>
+            <w:r>
+              <w:rPr>
+                <w:rFonts w:ascii="Arial" w:cs="Arial" w:eastAsia="Arial" w:hAnsi="Arial"/>
+                <w:sz w:val="20"/>
+                <w:szCs w:val="20"/>
+              </w:rPr>
+              <w:br/>
+              <w:t xml:space="preserve"/>
+            </w:r>
+            <w:r>
+              <w:rPr>
+                <w:rFonts w:ascii="Arial" w:cs="Arial" w:eastAsia="Arial" w:hAnsi="Arial"/>
+                <w:b/>
+                <w:bCs/>
+                <w:i w:val="false"/>
+                <w:iCs w:val="false"/>
+                <w:color w:val="000000"/>
+                <w:sz w:val="20"/>
+                <w:szCs w:val="20"/>
+              </w:rPr>
+              <w:t xml:space="preserve">Quick Write </w:t>
+            </w:r>
+            <w:r>
+              <w:rPr>
+                <w:rFonts w:ascii="Arial" w:cs="Arial" w:eastAsia="Arial" w:hAnsi="Arial"/>
+                <w:b w:val="false"/>
+                <w:bCs w:val="false"/>
+                <w:i w:val="false"/>
+                <w:iCs w:val="false"/>
+                <w:color w:val="000000"/>
+                <w:sz w:val="20"/>
+                <w:szCs w:val="20"/>
+              </w:rPr>
+              <w:t xml:space="preserve">(3 min — written or verbal):</w:t>
+            </w:r>
+            <w:r>
+              <w:rPr>
+                <w:rFonts w:ascii="Arial" w:cs="Arial" w:eastAsia="Arial" w:hAnsi="Arial"/>
+                <w:sz w:val="20"/>
+                <w:szCs w:val="20"/>
+              </w:rPr>
+              <w:br/>
+              <w:t xml:space="preserve"/>
+            </w:r>
+            <w:r>
+              <w:rPr>
+                <w:rFonts w:ascii="Arial" w:cs="Arial" w:eastAsia="Arial" w:hAnsi="Arial"/>
+                <w:b w:val="false"/>
+                <w:bCs w:val="false"/>
+                <w:i w:val="false"/>
+                <w:iCs w:val="false"/>
+                <w:color w:val="000000"/>
+                <w:sz w:val="20"/>
+                <w:szCs w:val="20"/>
+              </w:rPr>
+              <w:t xml:space="preserve">    What do you remember from last class?</w:t>
+            </w:r>
+            <w:r>
+              <w:rPr>
+                <w:rFonts w:ascii="Arial" w:cs="Arial" w:eastAsia="Arial" w:hAnsi="Arial"/>
+                <w:sz w:val="20"/>
+                <w:szCs w:val="20"/>
+              </w:rPr>
+              <w:br/>
+              <w:t xml:space="preserve"/>
+            </w:r>
+            <w:r>
+              <w:rPr>
+                <w:rFonts w:ascii="Arial" w:cs="Arial" w:eastAsia="Arial" w:hAnsi="Arial"/>
+                <w:sz w:val="20"/>
+                <w:szCs w:val="20"/>
+              </w:rPr>
+              <w:br/>
+              <w:t xml:space="preserve"/>
+            </w:r>
+            <w:r>
+              <w:rPr>
+                <w:rFonts w:ascii="Arial" w:cs="Arial" w:eastAsia="Arial" w:hAnsi="Arial"/>
+                <w:b w:val="false"/>
+                <w:bCs w:val="false"/>
+                <w:i/>
+                <w:iCs/>
+                <w:color w:val="444444"/>
+                <w:sz w:val="20"/>
+                <w:szCs w:val="20"/>
+              </w:rPr>
+              <w:t xml:space="preserve">What do you think today's topic "Capstone Presentations (Group 1)" is about?</w:t>
+            </w:r>
+            <w:r>
+              <w:rPr>
+                <w:rFonts w:ascii="Arial" w:cs="Arial" w:eastAsia="Arial" w:hAnsi="Arial"/>
+                <w:sz w:val="20"/>
+                <w:szCs w:val="20"/>
+              </w:rPr>
+              <w:br/>
+              <w:t xml:space="preserve"/>
+            </w:r>
+            <w:r>
+              <w:rPr>
+                <w:rFonts w:ascii="Arial" w:cs="Arial" w:eastAsia="Arial" w:hAnsi="Arial"/>
+                <w:b w:val="false"/>
+                <w:bCs w:val="false"/>
+                <w:i/>
+                <w:iCs/>
+                <w:color w:val="555555"/>
+                <w:sz w:val="20"/>
+                <w:szCs w:val="20"/>
+              </w:rPr>
+              <w:t xml:space="preserve">→ Pair-share your response, then 2–3 students share with the class.</w:t>
             </w:r>
           </w:p>
         </w:tc>
@@ -258,9 +388,9 @@
               <w:right w:val="single" w:color="CCCCCC" w:sz="1"/>
             </w:tcBorders>
             <w:tcMar>
-              <w:top w:type="dxa" w:w="60"/>
+              <w:top w:type="dxa" w:w="80"/>
               <w:left w:type="dxa" w:w="120"/>
-              <w:bottom w:type="dxa" w:w="60"/>
+              <w:bottom w:type="dxa" w:w="80"/>
               <w:right w:type="dxa" w:w="120"/>
             </w:tcMar>
           </w:tcPr>
@@ -287,20 +417,120 @@
               <w:right w:val="single" w:color="CCCCCC" w:sz="1"/>
             </w:tcBorders>
             <w:tcMar>
-              <w:top w:type="dxa" w:w="60"/>
+              <w:top w:type="dxa" w:w="80"/>
               <w:left w:type="dxa" w:w="120"/>
-              <w:bottom w:type="dxa" w:w="60"/>
+              <w:bottom w:type="dxa" w:w="80"/>
               <w:right w:type="dxa" w:w="120"/>
             </w:tcMar>
           </w:tcPr>
           <w:p>
-            <w:r>
-              <w:rPr>
-                <w:rFonts w:ascii="Arial" w:cs="Arial" w:eastAsia="Arial" w:hAnsi="Arial"/>
-                <w:sz w:val="20"/>
-                <w:szCs w:val="20"/>
-              </w:rPr>
-              <w:t xml:space="preserve">Mini Lesson: Capstone Presentations (Group 1)</w:t>
+            <w:pPr>
+              <w:spacing w:after="80" w:before="80"/>
+            </w:pPr>
+            <w:r>
+              <w:rPr>
+                <w:rFonts w:ascii="Arial" w:cs="Arial" w:eastAsia="Arial" w:hAnsi="Arial"/>
+                <w:b/>
+                <w:bCs/>
+                <w:i w:val="false"/>
+                <w:iCs w:val="false"/>
+                <w:color w:val="000000"/>
+                <w:sz w:val="22"/>
+                <w:szCs w:val="22"/>
+              </w:rPr>
+              <w:t xml:space="preserve">Mini Lesson: </w:t>
+            </w:r>
+            <w:r>
+              <w:rPr>
+                <w:rFonts w:ascii="Arial" w:cs="Arial" w:eastAsia="Arial" w:hAnsi="Arial"/>
+                <w:b w:val="false"/>
+                <w:bCs w:val="false"/>
+                <w:i w:val="false"/>
+                <w:iCs w:val="false"/>
+                <w:color w:val="000000"/>
+                <w:sz w:val="22"/>
+                <w:szCs w:val="22"/>
+              </w:rPr>
+              <w:t xml:space="preserve">Capstone Presentations (Group 1)</w:t>
+            </w:r>
+            <w:r>
+              <w:rPr>
+                <w:rFonts w:ascii="Arial" w:cs="Arial" w:eastAsia="Arial" w:hAnsi="Arial"/>
+                <w:sz w:val="20"/>
+                <w:szCs w:val="20"/>
+              </w:rPr>
+              <w:br/>
+              <w:t xml:space="preserve"/>
+            </w:r>
+            <w:r>
+              <w:rPr>
+                <w:rFonts w:ascii="Arial" w:cs="Arial" w:eastAsia="Arial" w:hAnsi="Arial"/>
+                <w:sz w:val="20"/>
+                <w:szCs w:val="20"/>
+              </w:rPr>
+              <w:br/>
+              <w:t xml:space="preserve"/>
+            </w:r>
+            <w:r>
+              <w:rPr>
+                <w:rFonts w:ascii="Arial" w:cs="Arial" w:eastAsia="Arial" w:hAnsi="Arial"/>
+                <w:b/>
+                <w:bCs/>
+                <w:i/>
+                <w:iCs/>
+                <w:color w:val="555555"/>
+                <w:sz w:val="20"/>
+                <w:szCs w:val="20"/>
+              </w:rPr>
+              <w:t xml:space="preserve">→ Live Demo — </w:t>
+            </w:r>
+            <w:r>
+              <w:rPr>
+                <w:rFonts w:ascii="Arial" w:cs="Arial" w:eastAsia="Arial" w:hAnsi="Arial"/>
+                <w:b w:val="false"/>
+                <w:bCs w:val="false"/>
+                <w:i/>
+                <w:iCs/>
+                <w:color w:val="555555"/>
+                <w:sz w:val="20"/>
+                <w:szCs w:val="20"/>
+              </w:rPr>
+              <w:t xml:space="preserve">type examples as students follow along in their own editor.</w:t>
+            </w:r>
+            <w:r>
+              <w:rPr>
+                <w:rFonts w:ascii="Arial" w:cs="Arial" w:eastAsia="Arial" w:hAnsi="Arial"/>
+                <w:sz w:val="20"/>
+                <w:szCs w:val="20"/>
+              </w:rPr>
+              <w:br/>
+              <w:t xml:space="preserve"/>
+            </w:r>
+            <w:r>
+              <w:rPr>
+                <w:rFonts w:ascii="Arial" w:cs="Arial" w:eastAsia="Arial" w:hAnsi="Arial"/>
+                <w:b/>
+                <w:bCs/>
+                <w:i/>
+                <w:iCs/>
+                <w:color w:val="555555"/>
+                <w:sz w:val="20"/>
+                <w:szCs w:val="20"/>
+              </w:rPr>
+              <w:t xml:space="preserve">→ Check for Understanding: </w:t>
+            </w:r>
+            <w:r>
+              <w:rPr>
+                <w:rFonts w:ascii="Arial" w:cs="Arial" w:eastAsia="Arial" w:hAnsi="Arial"/>
+                <w:b w:val="false"/>
+                <w:bCs w:val="false"/>
+                <w:i/>
+                <w:iCs/>
+                <w:color w:val="555555"/>
+                <w:sz w:val="20"/>
+                <w:szCs w:val="20"/>
+              </w:rPr>
+              <w:t xml:space="preserve">pause and cold-call: “Can someone explain what we just did in their own words?”</w:t>
             </w:r>
           </w:p>
         </w:tc>
@@ -316,9 +546,9 @@
               <w:right w:val="single" w:color="CCCCCC" w:sz="1"/>
             </w:tcBorders>
             <w:tcMar>
-              <w:top w:type="dxa" w:w="60"/>
+              <w:top w:type="dxa" w:w="80"/>
               <w:left w:type="dxa" w:w="120"/>
-              <w:bottom w:type="dxa" w:w="60"/>
+              <w:bottom w:type="dxa" w:w="80"/>
               <w:right w:type="dxa" w:w="120"/>
             </w:tcMar>
           </w:tcPr>
@@ -331,7 +561,7 @@
                 <w:sz w:val="20"/>
                 <w:szCs w:val="20"/>
               </w:rPr>
-              <w:t xml:space="preserve">15-20 min</w:t>
+              <w:t xml:space="preserve">15–20 min</w:t>
             </w:r>
           </w:p>
         </w:tc>
@@ -345,20 +575,81 @@
               <w:right w:val="single" w:color="CCCCCC" w:sz="1"/>
             </w:tcBorders>
             <w:tcMar>
-              <w:top w:type="dxa" w:w="60"/>
+              <w:top w:type="dxa" w:w="80"/>
               <w:left w:type="dxa" w:w="120"/>
-              <w:bottom w:type="dxa" w:w="60"/>
+              <w:bottom w:type="dxa" w:w="80"/>
               <w:right w:type="dxa" w:w="120"/>
             </w:tcMar>
           </w:tcPr>
           <w:p>
-            <w:r>
-              <w:rPr>
-                <w:rFonts w:ascii="Arial" w:cs="Arial" w:eastAsia="Arial" w:hAnsi="Arial"/>
-                <w:sz w:val="20"/>
-                <w:szCs w:val="20"/>
+            <w:pPr>
+              <w:spacing w:after="80" w:before="80"/>
+            </w:pPr>
+            <w:r>
+              <w:rPr>
+                <w:rFonts w:ascii="Arial" w:cs="Arial" w:eastAsia="Arial" w:hAnsi="Arial"/>
+                <w:b/>
+                <w:bCs/>
+                <w:i w:val="false"/>
+                <w:iCs w:val="false"/>
+                <w:color w:val="000000"/>
+                <w:sz w:val="22"/>
+                <w:szCs w:val="22"/>
               </w:rPr>
               <w:t xml:space="preserve">Independent Practice / Code Along</w:t>
+            </w:r>
+            <w:r>
+              <w:rPr>
+                <w:rFonts w:ascii="Arial" w:cs="Arial" w:eastAsia="Arial" w:hAnsi="Arial"/>
+                <w:sz w:val="20"/>
+                <w:szCs w:val="20"/>
+              </w:rPr>
+              <w:br/>
+              <w:t xml:space="preserve"/>
+            </w:r>
+            <w:r>
+              <w:rPr>
+                <w:rFonts w:ascii="Arial" w:cs="Arial" w:eastAsia="Arial" w:hAnsi="Arial"/>
+                <w:b w:val="false"/>
+                <w:bCs w:val="false"/>
+                <w:i w:val="false"/>
+                <w:iCs w:val="false"/>
+                <w:color w:val="000000"/>
+                <w:sz w:val="20"/>
+                <w:szCs w:val="20"/>
+              </w:rPr>
+              <w:t xml:space="preserve">    Work through problems from the day's exercise set.</w:t>
+            </w:r>
+            <w:r>
+              <w:rPr>
+                <w:rFonts w:ascii="Arial" w:cs="Arial" w:eastAsia="Arial" w:hAnsi="Arial"/>
+                <w:sz w:val="20"/>
+                <w:szCs w:val="20"/>
+              </w:rPr>
+              <w:br/>
+              <w:t xml:space="preserve"/>
+            </w:r>
+            <w:r>
+              <w:rPr>
+                <w:rFonts w:ascii="Arial" w:cs="Arial" w:eastAsia="Arial" w:hAnsi="Arial"/>
+                <w:sz w:val="20"/>
+                <w:szCs w:val="20"/>
+              </w:rPr>
+              <w:br/>
+              <w:t xml:space="preserve"/>
+            </w:r>
+            <w:r>
+              <w:rPr>
+                <w:rFonts w:ascii="Arial" w:cs="Arial" w:eastAsia="Arial" w:hAnsi="Arial"/>
+                <w:b w:val="false"/>
+                <w:bCs w:val="false"/>
+                <w:i/>
+                <w:iCs/>
+                <w:color w:val="555555"/>
+                <w:sz w:val="20"/>
+                <w:szCs w:val="20"/>
+              </w:rPr>
+              <w:t xml:space="preserve">→ Teacher circulates — offer hints, check for understanding.</w:t>
             </w:r>
           </w:p>
         </w:tc>
@@ -374,9 +665,9 @@
               <w:right w:val="single" w:color="CCCCCC" w:sz="1"/>
             </w:tcBorders>
             <w:tcMar>
-              <w:top w:type="dxa" w:w="60"/>
+              <w:top w:type="dxa" w:w="80"/>
               <w:left w:type="dxa" w:w="120"/>
-              <w:bottom w:type="dxa" w:w="60"/>
+              <w:bottom w:type="dxa" w:w="80"/>
               <w:right w:type="dxa" w:w="120"/>
             </w:tcMar>
           </w:tcPr>
@@ -403,20 +694,90 @@
               <w:right w:val="single" w:color="CCCCCC" w:sz="1"/>
             </w:tcBorders>
             <w:tcMar>
-              <w:top w:type="dxa" w:w="60"/>
+              <w:top w:type="dxa" w:w="80"/>
               <w:left w:type="dxa" w:w="120"/>
-              <w:bottom w:type="dxa" w:w="60"/>
+              <w:bottom w:type="dxa" w:w="80"/>
               <w:right w:type="dxa" w:w="120"/>
             </w:tcMar>
           </w:tcPr>
           <w:p>
-            <w:r>
-              <w:rPr>
-                <w:rFonts w:ascii="Arial" w:cs="Arial" w:eastAsia="Arial" w:hAnsi="Arial"/>
-                <w:sz w:val="20"/>
-                <w:szCs w:val="20"/>
+            <w:pPr>
+              <w:spacing w:after="80" w:before="80"/>
+            </w:pPr>
+            <w:r>
+              <w:rPr>
+                <w:rFonts w:ascii="Arial" w:cs="Arial" w:eastAsia="Arial" w:hAnsi="Arial"/>
+                <w:b/>
+                <w:bCs/>
+                <w:i w:val="false"/>
+                <w:iCs w:val="false"/>
+                <w:color w:val="000000"/>
+                <w:sz w:val="22"/>
+                <w:szCs w:val="22"/>
               </w:rPr>
               <w:t xml:space="preserve">Exit Ticket / Wrap-Up</w:t>
+            </w:r>
+            <w:r>
+              <w:rPr>
+                <w:rFonts w:ascii="Arial" w:cs="Arial" w:eastAsia="Arial" w:hAnsi="Arial"/>
+                <w:sz w:val="20"/>
+                <w:szCs w:val="20"/>
+              </w:rPr>
+              <w:br/>
+              <w:t xml:space="preserve"/>
+            </w:r>
+            <w:r>
+              <w:rPr>
+                <w:rFonts w:ascii="Arial" w:cs="Arial" w:eastAsia="Arial" w:hAnsi="Arial"/>
+                <w:sz w:val="20"/>
+                <w:szCs w:val="20"/>
+              </w:rPr>
+              <w:br/>
+              <w:t xml:space="preserve"/>
+            </w:r>
+            <w:r>
+              <w:rPr>
+                <w:rFonts w:ascii="Arial" w:cs="Arial" w:eastAsia="Arial" w:hAnsi="Arial"/>
+                <w:b w:val="false"/>
+                <w:bCs w:val="false"/>
+                <w:i w:val="false"/>
+                <w:iCs w:val="false"/>
+                <w:color w:val="000000"/>
+                <w:sz w:val="20"/>
+                <w:szCs w:val="20"/>
+              </w:rPr>
+              <w:t xml:space="preserve">What is one key concept you learned today?</w:t>
+            </w:r>
+            <w:r>
+              <w:rPr>
+                <w:rFonts w:ascii="Arial" w:cs="Arial" w:eastAsia="Arial" w:hAnsi="Arial"/>
+                <w:sz w:val="20"/>
+                <w:szCs w:val="20"/>
+              </w:rPr>
+              <w:br/>
+              <w:t xml:space="preserve"/>
+            </w:r>
+            <w:r>
+              <w:rPr>
+                <w:rFonts w:ascii="Arial" w:cs="Arial" w:eastAsia="Arial" w:hAnsi="Arial"/>
+                <w:sz w:val="20"/>
+                <w:szCs w:val="20"/>
+              </w:rPr>
+              <w:br/>
+              <w:t xml:space="preserve"/>
+            </w:r>
+            <w:r>
+              <w:rPr>
+                <w:rFonts w:ascii="Arial" w:cs="Arial" w:eastAsia="Arial" w:hAnsi="Arial"/>
+                <w:b w:val="false"/>
+                <w:bCs w:val="false"/>
+                <w:i/>
+                <w:iCs/>
+                <w:color w:val="555555"/>
+                <w:sz w:val="20"/>
+                <w:szCs w:val="20"/>
+              </w:rPr>
+              <w:t xml:space="preserve">→ 3–2–1: Name 3 things learned, 2 new vocab words, 1 question you still have.</w:t>
             </w:r>
           </w:p>
         </w:tc>

--- a/Coding 2 - year/Unit 7 - Capstone Project/Daily Lesson Plans/Word/Day 23.docx
+++ b/Coding 2 - year/Unit 7 - Capstone Project/Daily Lesson Plans/Word/Day 23.docx
@@ -319,7 +319,7 @@
                 <w:sz w:val="20"/>
                 <w:szCs w:val="20"/>
               </w:rPr>
-              <w:t xml:space="preserve">    What do you remember from last class?</w:t>
+              <w:t xml:space="preserve">    What do you already know about Capstone Presentations (Group 1)? Write down at least one thing.</w:t>
             </w:r>
             <w:r>
               <w:rPr>
@@ -350,7 +350,7 @@
                 <w:sz w:val="20"/>
                 <w:szCs w:val="20"/>
               </w:rPr>
-              <w:t xml:space="preserve">What do you think today's topic "Capstone Presentations (Group 1)" is about?</w:t>
+              <w:t xml:space="preserve">Today’s Goal: Explore and practice Capstone Presentations (Group 1).</w:t>
             </w:r>
             <w:r>
               <w:rPr>
@@ -746,7 +746,7 @@
                 <w:sz w:val="20"/>
                 <w:szCs w:val="20"/>
               </w:rPr>
-              <w:t xml:space="preserve">What is one key concept you learned today?</w:t>
+              <w:t xml:space="preserve">Name one new thing you learned about Capstone Presentations (Group 1) today and one question you still have.</w:t>
             </w:r>
             <w:r>
               <w:rPr>

--- a/Coding 2 - year/Unit 7 - Capstone Project/Daily Lesson Plans/Word/Day 23.docx
+++ b/Coding 2 - year/Unit 7 - Capstone Project/Daily Lesson Plans/Word/Day 23.docx
@@ -342,6 +342,72 @@
             <w:r>
               <w:rPr>
                 <w:rFonts w:ascii="Arial" w:cs="Arial" w:eastAsia="Arial" w:hAnsi="Arial"/>
+                <w:b/>
+                <w:bCs/>
+                <w:i w:val="false"/>
+                <w:iCs w:val="false"/>
+                <w:color w:val="000000"/>
+                <w:sz w:val="20"/>
+                <w:szCs w:val="20"/>
+              </w:rPr>
+              <w:t xml:space="preserve">Vocabulary Preview — </w:t>
+            </w:r>
+            <w:r>
+              <w:rPr>
+                <w:rFonts w:ascii="Arial" w:cs="Arial" w:eastAsia="Arial" w:hAnsi="Arial"/>
+                <w:b w:val="false"/>
+                <w:bCs w:val="false"/>
+                <w:i w:val="false"/>
+                <w:iCs w:val="false"/>
+                <w:color w:val="000000"/>
+                <w:sz w:val="20"/>
+                <w:szCs w:val="20"/>
+              </w:rPr>
+              <w:t xml:space="preserve">terms we'll use today:</w:t>
+            </w:r>
+            <w:r>
+              <w:rPr>
+                <w:rFonts w:ascii="Arial" w:cs="Arial" w:eastAsia="Arial" w:hAnsi="Arial"/>
+                <w:sz w:val="20"/>
+                <w:szCs w:val="20"/>
+              </w:rPr>
+              <w:br/>
+              <w:t xml:space="preserve"/>
+            </w:r>
+            <w:r>
+              <w:rPr>
+                <w:rFonts w:ascii="Arial" w:cs="Arial" w:eastAsia="Arial" w:hAnsi="Arial"/>
+                <w:b w:val="false"/>
+                <w:bCs w:val="false"/>
+                <w:i w:val="false"/>
+                <w:iCs w:val="false"/>
+                <w:color w:val="000000"/>
+                <w:sz w:val="20"/>
+                <w:szCs w:val="20"/>
+              </w:rPr>
+              <w:t xml:space="preserve">    • Minutes 0-5   •   Intro &amp; Norms   •   Minutes 5-50   •   Presentations (Group 1)   •   5–12 minutes per student   •   Peer Evaluation Form</w:t>
+            </w:r>
+            <w:r>
+              <w:rPr>
+                <w:rFonts w:ascii="Arial" w:cs="Arial" w:eastAsia="Arial" w:hAnsi="Arial"/>
+                <w:sz w:val="20"/>
+                <w:szCs w:val="20"/>
+              </w:rPr>
+              <w:br/>
+              <w:t xml:space="preserve"/>
+            </w:r>
+            <w:r>
+              <w:rPr>
+                <w:rFonts w:ascii="Arial" w:cs="Arial" w:eastAsia="Arial" w:hAnsi="Arial"/>
+                <w:sz w:val="20"/>
+                <w:szCs w:val="20"/>
+              </w:rPr>
+              <w:br/>
+              <w:t xml:space="preserve"/>
+            </w:r>
+            <w:r>
+              <w:rPr>
+                <w:rFonts w:ascii="Arial" w:cs="Arial" w:eastAsia="Arial" w:hAnsi="Arial"/>
                 <w:b w:val="false"/>
                 <w:bCs w:val="false"/>
                 <w:i/>
@@ -474,6 +540,310 @@
             <w:r>
               <w:rPr>
                 <w:rFonts w:ascii="Arial" w:cs="Arial" w:eastAsia="Arial" w:hAnsi="Arial"/>
+                <w:b w:val="false"/>
+                <w:bCs w:val="false"/>
+                <w:i w:val="false"/>
+                <w:iCs w:val="false"/>
+                <w:color w:val="000000"/>
+                <w:sz w:val="20"/>
+                <w:szCs w:val="20"/>
+              </w:rPr>
+              <w:t xml:space="preserve">It's showtime. Today you and your peers present the projects you've worked on for the last three weeks. You'll see what others built, give and receive feedback, and celebrate the hard work you've all done. This is a celebration of your learning.</w:t>
+            </w:r>
+            <w:r>
+              <w:rPr>
+                <w:rFonts w:ascii="Arial" w:cs="Arial" w:eastAsia="Arial" w:hAnsi="Arial"/>
+                <w:sz w:val="20"/>
+                <w:szCs w:val="20"/>
+              </w:rPr>
+              <w:br/>
+              <w:t xml:space="preserve"/>
+            </w:r>
+            <w:r>
+              <w:rPr>
+                <w:rFonts w:ascii="Arial" w:cs="Arial" w:eastAsia="Arial" w:hAnsi="Arial"/>
+                <w:b w:val="false"/>
+                <w:bCs w:val="false"/>
+                <w:i w:val="false"/>
+                <w:iCs w:val="false"/>
+                <w:color w:val="000000"/>
+                <w:sz w:val="20"/>
+                <w:szCs w:val="20"/>
+              </w:rPr>
+              <w:t xml:space="preserve">Minutes 5-50: Presentations (Group 1)</w:t>
+            </w:r>
+            <w:r>
+              <w:rPr>
+                <w:rFonts w:ascii="Arial" w:cs="Arial" w:eastAsia="Arial" w:hAnsi="Arial"/>
+                <w:sz w:val="20"/>
+                <w:szCs w:val="20"/>
+              </w:rPr>
+              <w:br/>
+              <w:t xml:space="preserve"/>
+            </w:r>
+            <w:r>
+              <w:rPr>
+                <w:rFonts w:ascii="Arial" w:cs="Arial" w:eastAsia="Arial" w:hAnsi="Arial"/>
+                <w:sz w:val="20"/>
+                <w:szCs w:val="20"/>
+              </w:rPr>
+              <w:br/>
+              <w:t xml:space="preserve"/>
+            </w:r>
+            <w:r>
+              <w:rPr>
+                <w:rFonts w:ascii="Arial" w:cs="Arial" w:eastAsia="Arial" w:hAnsi="Arial"/>
+                <w:b/>
+                <w:bCs/>
+                <w:i w:val="false"/>
+                <w:iCs w:val="false"/>
+                <w:color w:val="000000"/>
+                <w:sz w:val="20"/>
+                <w:szCs w:val="20"/>
+              </w:rPr>
+              <w:t xml:space="preserve">Key Concepts:</w:t>
+            </w:r>
+            <w:r>
+              <w:rPr>
+                <w:rFonts w:ascii="Arial" w:cs="Arial" w:eastAsia="Arial" w:hAnsi="Arial"/>
+                <w:sz w:val="20"/>
+                <w:szCs w:val="20"/>
+              </w:rPr>
+              <w:br/>
+              <w:t xml:space="preserve"/>
+            </w:r>
+            <w:r>
+              <w:rPr>
+                <w:rFonts w:ascii="Arial" w:cs="Arial" w:eastAsia="Arial" w:hAnsi="Arial"/>
+                <w:b w:val="false"/>
+                <w:bCs w:val="false"/>
+                <w:i w:val="false"/>
+                <w:iCs w:val="false"/>
+                <w:color w:val="000000"/>
+                <w:sz w:val="20"/>
+                <w:szCs w:val="20"/>
+              </w:rPr>
+              <w:t xml:space="preserve">    • Teacher: welcome to capstone presentations</w:t>
+            </w:r>
+            <w:r>
+              <w:rPr>
+                <w:rFonts w:ascii="Arial" w:cs="Arial" w:eastAsia="Arial" w:hAnsi="Arial"/>
+                <w:sz w:val="20"/>
+                <w:szCs w:val="20"/>
+              </w:rPr>
+              <w:br/>
+              <w:t xml:space="preserve"/>
+            </w:r>
+            <w:r>
+              <w:rPr>
+                <w:rFonts w:ascii="Arial" w:cs="Arial" w:eastAsia="Arial" w:hAnsi="Arial"/>
+                <w:b w:val="false"/>
+                <w:bCs w:val="false"/>
+                <w:i w:val="false"/>
+                <w:iCs w:val="false"/>
+                <w:color w:val="000000"/>
+                <w:sz w:val="20"/>
+                <w:szCs w:val="20"/>
+              </w:rPr>
+              <w:t xml:space="preserve">    • Reminder: be supportive, ask thoughtful questions, celebrate work</w:t>
+            </w:r>
+            <w:r>
+              <w:rPr>
+                <w:rFonts w:ascii="Arial" w:cs="Arial" w:eastAsia="Arial" w:hAnsi="Arial"/>
+                <w:sz w:val="20"/>
+                <w:szCs w:val="20"/>
+              </w:rPr>
+              <w:br/>
+              <w:t xml:space="preserve"/>
+            </w:r>
+            <w:r>
+              <w:rPr>
+                <w:rFonts w:ascii="Arial" w:cs="Arial" w:eastAsia="Arial" w:hAnsi="Arial"/>
+                <w:b w:val="false"/>
+                <w:bCs w:val="false"/>
+                <w:i w:val="false"/>
+                <w:iCs w:val="false"/>
+                <w:color w:val="000000"/>
+                <w:sz w:val="20"/>
+                <w:szCs w:val="20"/>
+              </w:rPr>
+              <w:t xml:space="preserve">    • Logistics: presentation order, timing, Q&amp;A protocol</w:t>
+            </w:r>
+            <w:r>
+              <w:rPr>
+                <w:rFonts w:ascii="Arial" w:cs="Arial" w:eastAsia="Arial" w:hAnsi="Arial"/>
+                <w:sz w:val="20"/>
+                <w:szCs w:val="20"/>
+              </w:rPr>
+              <w:br/>
+              <w:t xml:space="preserve"/>
+            </w:r>
+            <w:r>
+              <w:rPr>
+                <w:rFonts w:ascii="Arial" w:cs="Arial" w:eastAsia="Arial" w:hAnsi="Arial"/>
+                <w:b w:val="false"/>
+                <w:bCs w:val="false"/>
+                <w:i w:val="false"/>
+                <w:iCs w:val="false"/>
+                <w:color w:val="000000"/>
+                <w:sz w:val="20"/>
+                <w:szCs w:val="20"/>
+              </w:rPr>
+              <w:t xml:space="preserve">    • Live demo or slides (5–7 minutes)</w:t>
+            </w:r>
+            <w:r>
+              <w:rPr>
+                <w:rFonts w:ascii="Arial" w:cs="Arial" w:eastAsia="Arial" w:hAnsi="Arial"/>
+                <w:sz w:val="20"/>
+                <w:szCs w:val="20"/>
+              </w:rPr>
+              <w:br/>
+              <w:t xml:space="preserve"/>
+            </w:r>
+            <w:r>
+              <w:rPr>
+                <w:rFonts w:ascii="Arial" w:cs="Arial" w:eastAsia="Arial" w:hAnsi="Arial"/>
+                <w:b w:val="false"/>
+                <w:bCs w:val="false"/>
+                <w:i w:val="false"/>
+                <w:iCs w:val="false"/>
+                <w:color w:val="000000"/>
+                <w:sz w:val="20"/>
+                <w:szCs w:val="20"/>
+              </w:rPr>
+              <w:t xml:space="preserve">    • Q&amp;A from class (1–2 minutes)</w:t>
+            </w:r>
+            <w:r>
+              <w:rPr>
+                <w:rFonts w:ascii="Arial" w:cs="Arial" w:eastAsia="Arial" w:hAnsi="Arial"/>
+                <w:sz w:val="20"/>
+                <w:szCs w:val="20"/>
+              </w:rPr>
+              <w:br/>
+              <w:t xml:space="preserve"/>
+            </w:r>
+            <w:r>
+              <w:rPr>
+                <w:rFonts w:ascii="Arial" w:cs="Arial" w:eastAsia="Arial" w:hAnsi="Arial"/>
+                <w:b w:val="false"/>
+                <w:bCs w:val="false"/>
+                <w:i w:val="false"/>
+                <w:iCs w:val="false"/>
+                <w:color w:val="000000"/>
+                <w:sz w:val="20"/>
+                <w:szCs w:val="20"/>
+              </w:rPr>
+              <w:t xml:space="preserve">    • Teacher: highlights from presentations</w:t>
+            </w:r>
+            <w:r>
+              <w:rPr>
+                <w:rFonts w:ascii="Arial" w:cs="Arial" w:eastAsia="Arial" w:hAnsi="Arial"/>
+                <w:sz w:val="20"/>
+                <w:szCs w:val="20"/>
+              </w:rPr>
+              <w:br/>
+              <w:t xml:space="preserve"/>
+            </w:r>
+            <w:r>
+              <w:rPr>
+                <w:rFonts w:ascii="Arial" w:cs="Arial" w:eastAsia="Arial" w:hAnsi="Arial"/>
+                <w:b w:val="false"/>
+                <w:bCs w:val="false"/>
+                <w:i w:val="false"/>
+                <w:iCs w:val="false"/>
+                <w:color w:val="000000"/>
+                <w:sz w:val="20"/>
+                <w:szCs w:val="20"/>
+              </w:rPr>
+              <w:t xml:space="preserve">    • Reminder for Group 2 (Day 24): you're up tomorrow!</w:t>
+            </w:r>
+            <w:r>
+              <w:rPr>
+                <w:rFonts w:ascii="Arial" w:cs="Arial" w:eastAsia="Arial" w:hAnsi="Arial"/>
+                <w:sz w:val="20"/>
+                <w:szCs w:val="20"/>
+              </w:rPr>
+              <w:br/>
+              <w:t xml:space="preserve"/>
+            </w:r>
+            <w:r>
+              <w:rPr>
+                <w:rFonts w:ascii="Arial" w:cs="Arial" w:eastAsia="Arial" w:hAnsi="Arial"/>
+                <w:b w:val="false"/>
+                <w:bCs w:val="false"/>
+                <w:i w:val="false"/>
+                <w:iCs w:val="false"/>
+                <w:color w:val="000000"/>
+                <w:sz w:val="20"/>
+                <w:szCs w:val="20"/>
+              </w:rPr>
+              <w:t xml:space="preserve">    • [ ] I understand what this project does</w:t>
+            </w:r>
+            <w:r>
+              <w:rPr>
+                <w:rFonts w:ascii="Arial" w:cs="Arial" w:eastAsia="Arial" w:hAnsi="Arial"/>
+                <w:sz w:val="20"/>
+                <w:szCs w:val="20"/>
+              </w:rPr>
+              <w:br/>
+              <w:t xml:space="preserve"/>
+            </w:r>
+            <w:r>
+              <w:rPr>
+                <w:rFonts w:ascii="Arial" w:cs="Arial" w:eastAsia="Arial" w:hAnsi="Arial"/>
+                <w:sz w:val="20"/>
+                <w:szCs w:val="20"/>
+              </w:rPr>
+              <w:br/>
+              <w:t xml:space="preserve"/>
+            </w:r>
+            <w:r>
+              <w:rPr>
+                <w:rFonts w:ascii="Arial" w:cs="Arial" w:eastAsia="Arial" w:hAnsi="Arial"/>
+                <w:b/>
+                <w:bCs/>
+                <w:i w:val="false"/>
+                <w:iCs w:val="false"/>
+                <w:color w:val="000000"/>
+                <w:sz w:val="20"/>
+                <w:szCs w:val="20"/>
+              </w:rPr>
+              <w:t xml:space="preserve">Vocabulary: </w:t>
+            </w:r>
+            <w:r>
+              <w:rPr>
+                <w:rFonts w:ascii="Arial" w:cs="Arial" w:eastAsia="Arial" w:hAnsi="Arial"/>
+                <w:b w:val="false"/>
+                <w:bCs w:val="false"/>
+                <w:i w:val="false"/>
+                <w:iCs w:val="false"/>
+                <w:color w:val="000000"/>
+                <w:sz w:val="20"/>
+                <w:szCs w:val="20"/>
+              </w:rPr>
+              <w:t xml:space="preserve">Minutes 0-5, Intro &amp; Norms, Minutes 5-50, Presentations (Group 1), 5–12 minutes per student, Peer Evaluation Form</w:t>
+            </w:r>
+            <w:r>
+              <w:rPr>
+                <w:rFonts w:ascii="Arial" w:cs="Arial" w:eastAsia="Arial" w:hAnsi="Arial"/>
+                <w:sz w:val="20"/>
+                <w:szCs w:val="20"/>
+              </w:rPr>
+              <w:br/>
+              <w:t xml:space="preserve"/>
+            </w:r>
+            <w:r>
+              <w:rPr>
+                <w:rFonts w:ascii="Arial" w:cs="Arial" w:eastAsia="Arial" w:hAnsi="Arial"/>
+                <w:sz w:val="20"/>
+                <w:szCs w:val="20"/>
+              </w:rPr>
+              <w:br/>
+              <w:t xml:space="preserve"/>
+            </w:r>
+            <w:r>
+              <w:rPr>
+                <w:rFonts w:ascii="Arial" w:cs="Arial" w:eastAsia="Arial" w:hAnsi="Arial"/>
                 <w:b/>
                 <w:bCs/>
                 <w:i/>
@@ -561,7 +931,7 @@
                 <w:sz w:val="20"/>
                 <w:szCs w:val="20"/>
               </w:rPr>
-              <w:t xml:space="preserve">15–20 min</w:t>
+              <w:t xml:space="preserve">15 min</w:t>
             </w:r>
           </w:p>
         </w:tc>
@@ -596,7 +966,16 @@
                 <w:sz w:val="22"/>
                 <w:szCs w:val="22"/>
               </w:rPr>
-              <w:t xml:space="preserve">Independent Practice / Code Along</w:t>
+              <w:t xml:space="preserve">Guided Practice</w:t>
+            </w:r>
+            <w:r>
+              <w:rPr>
+                <w:rFonts w:ascii="Arial" w:cs="Arial" w:eastAsia="Arial" w:hAnsi="Arial"/>
+                <w:sz w:val="20"/>
+                <w:szCs w:val="20"/>
+              </w:rPr>
+              <w:br/>
+              <w:t xml:space="preserve"/>
             </w:r>
             <w:r>
               <w:rPr>
@@ -618,7 +997,11 @@
                 <w:sz w:val="20"/>
                 <w:szCs w:val="20"/>
               </w:rPr>
-              <w:t xml:space="preserve">    Work through problems from the day's exercise set.</w:t>
+              <w:t xml:space="preserve">- [ ] Presentation delivered (5–7 minutes)
+- [ ] Answered Q&amp;A questions
+- [ ] Collected peer evaluation forms
+- [ ] Thanked audience
+- [ ] Celebrated your work</w:t>
             </w:r>
             <w:r>
               <w:rPr>
@@ -649,7 +1032,7 @@
                 <w:sz w:val="20"/>
                 <w:szCs w:val="20"/>
               </w:rPr>
-              <w:t xml:space="preserve">→ Teacher circulates — offer hints, check for understanding.</w:t>
+              <w:t xml:space="preserve">→ Teacher models — students try alongside, then compare results.</w:t>
             </w:r>
           </w:p>
         </w:tc>
@@ -680,7 +1063,7 @@
                 <w:sz w:val="20"/>
                 <w:szCs w:val="20"/>
               </w:rPr>
-              <w:t xml:space="preserve">5 min</w:t>
+              <w:t xml:space="preserve">15–20 min</w:t>
             </w:r>
           </w:p>
         </w:tc>
@@ -715,16 +1098,7 @@
                 <w:sz w:val="22"/>
                 <w:szCs w:val="22"/>
               </w:rPr>
-              <w:t xml:space="preserve">Exit Ticket / Wrap-Up</w:t>
-            </w:r>
-            <w:r>
-              <w:rPr>
-                <w:rFonts w:ascii="Arial" w:cs="Arial" w:eastAsia="Arial" w:hAnsi="Arial"/>
-                <w:sz w:val="20"/>
-                <w:szCs w:val="20"/>
-              </w:rPr>
-              <w:br/>
-              <w:t xml:space="preserve"/>
+              <w:t xml:space="preserve">Independent Practice / Code Along</w:t>
             </w:r>
             <w:r>
               <w:rPr>
@@ -746,7 +1120,29 @@
                 <w:sz w:val="20"/>
                 <w:szCs w:val="20"/>
               </w:rPr>
-              <w:t xml:space="preserve">Name one new thing you learned about Capstone Presentations (Group 1) today and one question you still have.</w:t>
+              <w:t xml:space="preserve">    Students present their work and provide constructive peer feedback.</w:t>
+            </w:r>
+            <w:r>
+              <w:rPr>
+                <w:rFonts w:ascii="Arial" w:cs="Arial" w:eastAsia="Arial" w:hAnsi="Arial"/>
+                <w:sz w:val="20"/>
+                <w:szCs w:val="20"/>
+              </w:rPr>
+              <w:br/>
+              <w:t xml:space="preserve"/>
+            </w:r>
+            <w:r>
+              <w:rPr>
+                <w:rFonts w:ascii="Arial" w:cs="Arial" w:eastAsia="Arial" w:hAnsi="Arial"/>
+                <w:b w:val="false"/>
+                <w:bCs w:val="false"/>
+                <w:i w:val="false"/>
+                <w:iCs w:val="false"/>
+                <w:color w:val="000000"/>
+                <w:sz w:val="20"/>
+                <w:szCs w:val="20"/>
+              </w:rPr>
+              <w:t xml:space="preserve">    Use the peer review form to guide feedback.</w:t>
             </w:r>
             <w:r>
               <w:rPr>
@@ -777,6 +1173,134 @@
                 <w:sz w:val="20"/>
                 <w:szCs w:val="20"/>
               </w:rPr>
+              <w:t xml:space="preserve">→ Teacher circulates — offer hints, check for understanding.</w:t>
+            </w:r>
+          </w:p>
+        </w:tc>
+      </w:tr>
+      <w:tr>
+        <w:tc>
+          <w:tcPr>
+            <w:tcW w:type="dxa" w:w="1800"/>
+            <w:tcBorders>
+              <w:top w:val="single" w:color="CCCCCC" w:sz="1"/>
+              <w:left w:val="single" w:color="CCCCCC" w:sz="1"/>
+              <w:bottom w:val="single" w:color="CCCCCC" w:sz="1"/>
+              <w:right w:val="single" w:color="CCCCCC" w:sz="1"/>
+            </w:tcBorders>
+            <w:tcMar>
+              <w:top w:type="dxa" w:w="80"/>
+              <w:left w:type="dxa" w:w="120"/>
+              <w:bottom w:type="dxa" w:w="80"/>
+              <w:right w:type="dxa" w:w="120"/>
+            </w:tcMar>
+          </w:tcPr>
+          <w:p>
+            <w:r>
+              <w:rPr>
+                <w:rFonts w:ascii="Arial" w:cs="Arial" w:eastAsia="Arial" w:hAnsi="Arial"/>
+                <w:b/>
+                <w:bCs/>
+                <w:sz w:val="20"/>
+                <w:szCs w:val="20"/>
+              </w:rPr>
+              <w:t xml:space="preserve">5 min</w:t>
+            </w:r>
+          </w:p>
+        </w:tc>
+        <w:tc>
+          <w:tcPr>
+            <w:tcW w:type="dxa" w:w="7560"/>
+            <w:tcBorders>
+              <w:top w:val="single" w:color="CCCCCC" w:sz="1"/>
+              <w:left w:val="single" w:color="CCCCCC" w:sz="1"/>
+              <w:bottom w:val="single" w:color="CCCCCC" w:sz="1"/>
+              <w:right w:val="single" w:color="CCCCCC" w:sz="1"/>
+            </w:tcBorders>
+            <w:tcMar>
+              <w:top w:type="dxa" w:w="80"/>
+              <w:left w:type="dxa" w:w="120"/>
+              <w:bottom w:type="dxa" w:w="80"/>
+              <w:right w:type="dxa" w:w="120"/>
+            </w:tcMar>
+          </w:tcPr>
+          <w:p>
+            <w:pPr>
+              <w:spacing w:after="80" w:before="80"/>
+            </w:pPr>
+            <w:r>
+              <w:rPr>
+                <w:rFonts w:ascii="Arial" w:cs="Arial" w:eastAsia="Arial" w:hAnsi="Arial"/>
+                <w:b/>
+                <w:bCs/>
+                <w:i w:val="false"/>
+                <w:iCs w:val="false"/>
+                <w:color w:val="000000"/>
+                <w:sz w:val="22"/>
+                <w:szCs w:val="22"/>
+              </w:rPr>
+              <w:t xml:space="preserve">Exit Ticket / Wrap-Up</w:t>
+            </w:r>
+            <w:r>
+              <w:rPr>
+                <w:rFonts w:ascii="Arial" w:cs="Arial" w:eastAsia="Arial" w:hAnsi="Arial"/>
+                <w:sz w:val="20"/>
+                <w:szCs w:val="20"/>
+              </w:rPr>
+              <w:br/>
+              <w:t xml:space="preserve"/>
+            </w:r>
+            <w:r>
+              <w:rPr>
+                <w:rFonts w:ascii="Arial" w:cs="Arial" w:eastAsia="Arial" w:hAnsi="Arial"/>
+                <w:sz w:val="20"/>
+                <w:szCs w:val="20"/>
+              </w:rPr>
+              <w:br/>
+              <w:t xml:space="preserve"/>
+            </w:r>
+            <w:r>
+              <w:rPr>
+                <w:rFonts w:ascii="Arial" w:cs="Arial" w:eastAsia="Arial" w:hAnsi="Arial"/>
+                <w:b w:val="false"/>
+                <w:bCs w:val="false"/>
+                <w:i w:val="false"/>
+                <w:iCs w:val="false"/>
+                <w:color w:val="000000"/>
+                <w:sz w:val="20"/>
+                <w:szCs w:val="20"/>
+              </w:rPr>
+              <w:t xml:space="preserve">Name one new thing you learned about Capstone Presentations (Group 1) today and one question you still have.</w:t>
+            </w:r>
+            <w:r>
+              <w:rPr>
+                <w:rFonts w:ascii="Arial" w:cs="Arial" w:eastAsia="Arial" w:hAnsi="Arial"/>
+                <w:sz w:val="20"/>
+                <w:szCs w:val="20"/>
+              </w:rPr>
+              <w:br/>
+              <w:t xml:space="preserve"/>
+            </w:r>
+            <w:r>
+              <w:rPr>
+                <w:rFonts w:ascii="Arial" w:cs="Arial" w:eastAsia="Arial" w:hAnsi="Arial"/>
+                <w:sz w:val="20"/>
+                <w:szCs w:val="20"/>
+              </w:rPr>
+              <w:br/>
+              <w:t xml:space="preserve"/>
+            </w:r>
+            <w:r>
+              <w:rPr>
+                <w:rFonts w:ascii="Arial" w:cs="Arial" w:eastAsia="Arial" w:hAnsi="Arial"/>
+                <w:b w:val="false"/>
+                <w:bCs w:val="false"/>
+                <w:i/>
+                <w:iCs/>
+                <w:color w:val="555555"/>
+                <w:sz w:val="20"/>
+                <w:szCs w:val="20"/>
+              </w:rPr>
               <w:t xml:space="preserve">→ 3–2–1: Name 3 things learned, 2 new vocab words, 1 question you still have.</w:t>
             </w:r>
           </w:p>
@@ -786,6 +1310,1475 @@
     <w:p>
       <w:pPr>
         <w:spacing w:after="200"/>
+      </w:pPr>
+    </w:p>
+    <w:p>
+      <w:pPr>
+        <w:pBdr>
+          <w:bottom w:val="single" w:color="1B7A4A" w:sz="4" w:space="4"/>
+        </w:pBdr>
+        <w:spacing w:after="100" w:before="120"/>
+      </w:pPr>
+      <w:r>
+        <w:rPr>
+          <w:rFonts w:ascii="Arial" w:cs="Arial" w:eastAsia="Arial" w:hAnsi="Arial"/>
+          <w:b/>
+          <w:bCs/>
+          <w:color w:val="1B7A4A"/>
+          <w:sz w:val="24"/>
+          <w:szCs w:val="24"/>
+        </w:rPr>
+        <w:t xml:space="preserve">Key Concepts</w:t>
+      </w:r>
+    </w:p>
+    <w:p>
+      <w:pPr>
+        <w:spacing w:after="60"/>
+      </w:pPr>
+      <w:r>
+        <w:rPr>
+          <w:rFonts w:ascii="Arial" w:cs="Arial" w:eastAsia="Arial" w:hAnsi="Arial"/>
+          <w:sz w:val="20"/>
+          <w:szCs w:val="20"/>
+        </w:rPr>
+        <w:t xml:space="preserve">It's showtime. Today you and your peers present the projects you've worked on for the last three weeks. You'll see what others built, give and receive feedback, and celebrate the hard work you've all done. This is a celebration of your learning.</w:t>
+      </w:r>
+    </w:p>
+    <w:p>
+      <w:pPr>
+        <w:spacing w:after="60"/>
+      </w:pPr>
+      <w:r>
+        <w:rPr>
+          <w:rFonts w:ascii="Arial" w:cs="Arial" w:eastAsia="Arial" w:hAnsi="Arial"/>
+          <w:sz w:val="20"/>
+          <w:szCs w:val="20"/>
+        </w:rPr>
+        <w:t xml:space="preserve">Minutes 0-5: Intro &amp; Norms</w:t>
+      </w:r>
+    </w:p>
+    <w:p>
+      <w:pPr>
+        <w:spacing w:after="60"/>
+        <w:ind w:left="360"/>
+      </w:pPr>
+      <w:r>
+        <w:rPr>
+          <w:rFonts w:ascii="Arial" w:cs="Arial" w:eastAsia="Arial" w:hAnsi="Arial"/>
+          <w:sz w:val="20"/>
+          <w:szCs w:val="20"/>
+        </w:rPr>
+        <w:t xml:space="preserve">• </w:t>
+      </w:r>
+      <w:r>
+        <w:rPr>
+          <w:rFonts w:ascii="Arial" w:cs="Arial" w:eastAsia="Arial" w:hAnsi="Arial"/>
+          <w:sz w:val="20"/>
+          <w:szCs w:val="20"/>
+        </w:rPr>
+        <w:t xml:space="preserve">Teacher: welcome to capstone presentations</w:t>
+      </w:r>
+    </w:p>
+    <w:p>
+      <w:pPr>
+        <w:spacing w:after="60"/>
+        <w:ind w:left="360"/>
+      </w:pPr>
+      <w:r>
+        <w:rPr>
+          <w:rFonts w:ascii="Arial" w:cs="Arial" w:eastAsia="Arial" w:hAnsi="Arial"/>
+          <w:sz w:val="20"/>
+          <w:szCs w:val="20"/>
+        </w:rPr>
+        <w:t xml:space="preserve">• </w:t>
+      </w:r>
+      <w:r>
+        <w:rPr>
+          <w:rFonts w:ascii="Arial" w:cs="Arial" w:eastAsia="Arial" w:hAnsi="Arial"/>
+          <w:sz w:val="20"/>
+          <w:szCs w:val="20"/>
+        </w:rPr>
+        <w:t xml:space="preserve">Reminder: be supportive, ask thoughtful questions, celebrate work</w:t>
+      </w:r>
+    </w:p>
+    <w:p>
+      <w:pPr>
+        <w:spacing w:after="60"/>
+        <w:ind w:left="360"/>
+      </w:pPr>
+      <w:r>
+        <w:rPr>
+          <w:rFonts w:ascii="Arial" w:cs="Arial" w:eastAsia="Arial" w:hAnsi="Arial"/>
+          <w:sz w:val="20"/>
+          <w:szCs w:val="20"/>
+        </w:rPr>
+        <w:t xml:space="preserve">• </w:t>
+      </w:r>
+      <w:r>
+        <w:rPr>
+          <w:rFonts w:ascii="Arial" w:cs="Arial" w:eastAsia="Arial" w:hAnsi="Arial"/>
+          <w:sz w:val="20"/>
+          <w:szCs w:val="20"/>
+        </w:rPr>
+        <w:t xml:space="preserve">Logistics: presentation order, timing, Q&amp;A protocol</w:t>
+      </w:r>
+    </w:p>
+    <w:p>
+      <w:pPr>
+        <w:spacing w:after="60"/>
+      </w:pPr>
+      <w:r>
+        <w:rPr>
+          <w:rFonts w:ascii="Arial" w:cs="Arial" w:eastAsia="Arial" w:hAnsi="Arial"/>
+          <w:sz w:val="20"/>
+          <w:szCs w:val="20"/>
+        </w:rPr>
+        <w:t xml:space="preserve">Minutes 5-50: Presentations (Group 1)</w:t>
+      </w:r>
+    </w:p>
+    <w:p>
+      <w:pPr>
+        <w:spacing w:after="60"/>
+      </w:pPr>
+      <w:r>
+        <w:rPr>
+          <w:rFonts w:ascii="Arial" w:cs="Arial" w:eastAsia="Arial" w:hAnsi="Arial"/>
+          <w:sz w:val="20"/>
+          <w:szCs w:val="20"/>
+        </w:rPr>
+        <w:t xml:space="preserve">5–12 minutes per student:</w:t>
+      </w:r>
+    </w:p>
+    <w:p>
+      <w:pPr>
+        <w:spacing w:after="60"/>
+        <w:ind w:left="360"/>
+      </w:pPr>
+      <w:r>
+        <w:rPr>
+          <w:rFonts w:ascii="Arial" w:cs="Arial" w:eastAsia="Arial" w:hAnsi="Arial"/>
+          <w:sz w:val="20"/>
+          <w:szCs w:val="20"/>
+        </w:rPr>
+        <w:t xml:space="preserve">• </w:t>
+      </w:r>
+      <w:r>
+        <w:rPr>
+          <w:rFonts w:ascii="Arial" w:cs="Arial" w:eastAsia="Arial" w:hAnsi="Arial"/>
+          <w:sz w:val="20"/>
+          <w:szCs w:val="20"/>
+        </w:rPr>
+        <w:t xml:space="preserve">Live demo or slides (5–7 minutes)</w:t>
+      </w:r>
+    </w:p>
+    <w:p>
+      <w:pPr>
+        <w:spacing w:after="60"/>
+        <w:ind w:left="360"/>
+      </w:pPr>
+      <w:r>
+        <w:rPr>
+          <w:rFonts w:ascii="Arial" w:cs="Arial" w:eastAsia="Arial" w:hAnsi="Arial"/>
+          <w:sz w:val="20"/>
+          <w:szCs w:val="20"/>
+        </w:rPr>
+        <w:t xml:space="preserve">• </w:t>
+      </w:r>
+      <w:r>
+        <w:rPr>
+          <w:rFonts w:ascii="Arial" w:cs="Arial" w:eastAsia="Arial" w:hAnsi="Arial"/>
+          <w:sz w:val="20"/>
+          <w:szCs w:val="20"/>
+        </w:rPr>
+        <w:t xml:space="preserve">Q&amp;A from class (1–2 minutes)</w:t>
+      </w:r>
+    </w:p>
+    <w:p>
+      <w:pPr>
+        <w:spacing w:after="60"/>
+      </w:pPr>
+      <w:r>
+        <w:rPr>
+          <w:rFonts w:ascii="Arial" w:cs="Arial" w:eastAsia="Arial" w:hAnsi="Arial"/>
+          <w:sz w:val="20"/>
+          <w:szCs w:val="20"/>
+        </w:rPr>
+        <w:t xml:space="preserve">Approximately 4–6 students present, depending on class size</w:t>
+      </w:r>
+    </w:p>
+    <w:p>
+      <w:pPr>
+        <w:spacing w:after="60"/>
+      </w:pPr>
+      <w:r>
+        <w:rPr>
+          <w:rFonts w:ascii="Arial" w:cs="Arial" w:eastAsia="Arial" w:hAnsi="Arial"/>
+          <w:sz w:val="20"/>
+          <w:szCs w:val="20"/>
+        </w:rPr>
+        <w:t xml:space="preserve">Use the Peer Evaluation Form (below) to provide feedback.</w:t>
+      </w:r>
+    </w:p>
+    <w:p>
+      <w:pPr>
+        <w:spacing w:after="60"/>
+      </w:pPr>
+      <w:r>
+        <w:rPr>
+          <w:rFonts w:ascii="Arial" w:cs="Arial" w:eastAsia="Arial" w:hAnsi="Arial"/>
+          <w:sz w:val="20"/>
+          <w:szCs w:val="20"/>
+        </w:rPr>
+        <w:t xml:space="preserve">Minutes 50-55: Debrief</w:t>
+      </w:r>
+    </w:p>
+    <w:p>
+      <w:pPr>
+        <w:spacing w:after="60"/>
+        <w:ind w:left="360"/>
+      </w:pPr>
+      <w:r>
+        <w:rPr>
+          <w:rFonts w:ascii="Arial" w:cs="Arial" w:eastAsia="Arial" w:hAnsi="Arial"/>
+          <w:sz w:val="20"/>
+          <w:szCs w:val="20"/>
+        </w:rPr>
+        <w:t xml:space="preserve">• </w:t>
+      </w:r>
+      <w:r>
+        <w:rPr>
+          <w:rFonts w:ascii="Arial" w:cs="Arial" w:eastAsia="Arial" w:hAnsi="Arial"/>
+          <w:sz w:val="20"/>
+          <w:szCs w:val="20"/>
+        </w:rPr>
+        <w:t xml:space="preserve">Teacher: highlights from presentations</w:t>
+      </w:r>
+    </w:p>
+    <w:p>
+      <w:pPr>
+        <w:spacing w:after="60"/>
+        <w:ind w:left="360"/>
+      </w:pPr>
+      <w:r>
+        <w:rPr>
+          <w:rFonts w:ascii="Arial" w:cs="Arial" w:eastAsia="Arial" w:hAnsi="Arial"/>
+          <w:sz w:val="20"/>
+          <w:szCs w:val="20"/>
+        </w:rPr>
+        <w:t xml:space="preserve">• </w:t>
+      </w:r>
+      <w:r>
+        <w:rPr>
+          <w:rFonts w:ascii="Arial" w:cs="Arial" w:eastAsia="Arial" w:hAnsi="Arial"/>
+          <w:sz w:val="20"/>
+          <w:szCs w:val="20"/>
+        </w:rPr>
+        <w:t xml:space="preserve">Reminder for Group 2 (Day 24): you're up tomorrow!</w:t>
+      </w:r>
+    </w:p>
+    <w:p>
+      <w:pPr>
+        <w:spacing w:after="60"/>
+      </w:pPr>
+      <w:r>
+        <w:rPr>
+          <w:rFonts w:ascii="Arial" w:cs="Arial" w:eastAsia="Arial" w:hAnsi="Arial"/>
+          <w:sz w:val="20"/>
+          <w:szCs w:val="20"/>
+        </w:rPr>
+        <w:t xml:space="preserve">Fill out one form for each presenter.</w:t>
+      </w:r>
+    </w:p>
+    <w:p>
+      <w:pPr>
+        <w:spacing w:after="60"/>
+      </w:pPr>
+      <w:r>
+        <w:rPr>
+          <w:rFonts w:ascii="Arial" w:cs="Arial" w:eastAsia="Arial" w:hAnsi="Arial"/>
+          <w:sz w:val="20"/>
+          <w:szCs w:val="20"/>
+        </w:rPr>
+        <w:t xml:space="preserve">Presenter Name: ________________</w:t>
+      </w:r>
+    </w:p>
+    <w:p>
+      <w:pPr>
+        <w:spacing w:after="60"/>
+      </w:pPr>
+      <w:r>
+        <w:rPr>
+          <w:rFonts w:ascii="Arial" w:cs="Arial" w:eastAsia="Arial" w:hAnsi="Arial"/>
+          <w:sz w:val="20"/>
+          <w:szCs w:val="20"/>
+        </w:rPr>
+        <w:t xml:space="preserve">Project Name: ________________</w:t>
+      </w:r>
+    </w:p>
+    <w:p>
+      <w:pPr>
+        <w:spacing w:after="60"/>
+      </w:pPr>
+      <w:r>
+        <w:rPr>
+          <w:rFonts w:ascii="Arial" w:cs="Arial" w:eastAsia="Arial" w:hAnsi="Arial"/>
+          <w:sz w:val="20"/>
+          <w:szCs w:val="20"/>
+        </w:rPr>
+        <w:t xml:space="preserve">Date: ________________</w:t>
+      </w:r>
+    </w:p>
+    <w:p>
+      <w:pPr>
+        <w:spacing w:after="60"/>
+        <w:ind w:left="360"/>
+      </w:pPr>
+      <w:r>
+        <w:rPr>
+          <w:rFonts w:ascii="Arial" w:cs="Arial" w:eastAsia="Arial" w:hAnsi="Arial"/>
+          <w:sz w:val="20"/>
+          <w:szCs w:val="20"/>
+        </w:rPr>
+        <w:t xml:space="preserve">• </w:t>
+      </w:r>
+      <w:r>
+        <w:rPr>
+          <w:rFonts w:ascii="Arial" w:cs="Arial" w:eastAsia="Arial" w:hAnsi="Arial"/>
+          <w:sz w:val="20"/>
+          <w:szCs w:val="20"/>
+        </w:rPr>
+        <w:t xml:space="preserve">[ ] I understand what this project does</w:t>
+      </w:r>
+    </w:p>
+    <w:p>
+      <w:pPr>
+        <w:spacing w:after="60"/>
+        <w:ind w:left="360"/>
+      </w:pPr>
+      <w:r>
+        <w:rPr>
+          <w:rFonts w:ascii="Arial" w:cs="Arial" w:eastAsia="Arial" w:hAnsi="Arial"/>
+          <w:sz w:val="20"/>
+          <w:szCs w:val="20"/>
+        </w:rPr>
+        <w:t xml:space="preserve">• </w:t>
+      </w:r>
+      <w:r>
+        <w:rPr>
+          <w:rFonts w:ascii="Arial" w:cs="Arial" w:eastAsia="Arial" w:hAnsi="Arial"/>
+          <w:sz w:val="20"/>
+          <w:szCs w:val="20"/>
+        </w:rPr>
+        <w:t xml:space="preserve">[ ] I can explain it to someone else</w:t>
+      </w:r>
+    </w:p>
+    <w:p>
+      <w:pPr>
+        <w:spacing w:after="60"/>
+      </w:pPr>
+      <w:r>
+        <w:rPr>
+          <w:rFonts w:ascii="Arial" w:cs="Arial" w:eastAsia="Arial" w:hAnsi="Arial"/>
+          <w:sz w:val="20"/>
+          <w:szCs w:val="20"/>
+        </w:rPr>
+        <w:t xml:space="preserve">Did the app work during the demo?</w:t>
+      </w:r>
+    </w:p>
+    <w:p>
+      <w:pPr>
+        <w:spacing w:after="60"/>
+        <w:ind w:left="360"/>
+      </w:pPr>
+      <w:r>
+        <w:rPr>
+          <w:rFonts w:ascii="Arial" w:cs="Arial" w:eastAsia="Arial" w:hAnsi="Arial"/>
+          <w:sz w:val="20"/>
+          <w:szCs w:val="20"/>
+        </w:rPr>
+        <w:t xml:space="preserve">• </w:t>
+      </w:r>
+      <w:r>
+        <w:rPr>
+          <w:rFonts w:ascii="Arial" w:cs="Arial" w:eastAsia="Arial" w:hAnsi="Arial"/>
+          <w:sz w:val="20"/>
+          <w:szCs w:val="20"/>
+        </w:rPr>
+        <w:t xml:space="preserve">[ ] Yes, all features worked</w:t>
+      </w:r>
+    </w:p>
+    <w:p>
+      <w:pPr>
+        <w:spacing w:after="60"/>
+        <w:ind w:left="360"/>
+      </w:pPr>
+      <w:r>
+        <w:rPr>
+          <w:rFonts w:ascii="Arial" w:cs="Arial" w:eastAsia="Arial" w:hAnsi="Arial"/>
+          <w:sz w:val="20"/>
+          <w:szCs w:val="20"/>
+        </w:rPr>
+        <w:t xml:space="preserve">• </w:t>
+      </w:r>
+      <w:r>
+        <w:rPr>
+          <w:rFonts w:ascii="Arial" w:cs="Arial" w:eastAsia="Arial" w:hAnsi="Arial"/>
+          <w:sz w:val="20"/>
+          <w:szCs w:val="20"/>
+        </w:rPr>
+        <w:t xml:space="preserve">[ ] Mostly worked (minor glitches)</w:t>
+      </w:r>
+    </w:p>
+    <w:p>
+      <w:pPr>
+        <w:spacing w:after="60"/>
+        <w:ind w:left="360"/>
+      </w:pPr>
+      <w:r>
+        <w:rPr>
+          <w:rFonts w:ascii="Arial" w:cs="Arial" w:eastAsia="Arial" w:hAnsi="Arial"/>
+          <w:sz w:val="20"/>
+          <w:szCs w:val="20"/>
+        </w:rPr>
+        <w:t xml:space="preserve">• </w:t>
+      </w:r>
+      <w:r>
+        <w:rPr>
+          <w:rFonts w:ascii="Arial" w:cs="Arial" w:eastAsia="Arial" w:hAnsi="Arial"/>
+          <w:sz w:val="20"/>
+          <w:szCs w:val="20"/>
+        </w:rPr>
+        <w:t xml:space="preserve">[ ] Some features didn't work</w:t>
+      </w:r>
+    </w:p>
+    <w:p>
+      <w:pPr>
+        <w:spacing w:after="60"/>
+        <w:ind w:left="360"/>
+      </w:pPr>
+      <w:r>
+        <w:rPr>
+          <w:rFonts w:ascii="Arial" w:cs="Arial" w:eastAsia="Arial" w:hAnsi="Arial"/>
+          <w:sz w:val="20"/>
+          <w:szCs w:val="20"/>
+        </w:rPr>
+        <w:t xml:space="preserve">• </w:t>
+      </w:r>
+      <w:r>
+        <w:rPr>
+          <w:rFonts w:ascii="Arial" w:cs="Arial" w:eastAsia="Arial" w:hAnsi="Arial"/>
+          <w:sz w:val="20"/>
+          <w:szCs w:val="20"/>
+        </w:rPr>
+        <w:t xml:space="preserve">[ ] Didn't run</w:t>
+      </w:r>
+    </w:p>
+    <w:p>
+      <w:pPr>
+        <w:spacing w:after="60"/>
+      </w:pPr>
+      <w:r>
+        <w:rPr>
+          <w:rFonts w:ascii="Arial" w:cs="Arial" w:eastAsia="Arial" w:hAnsi="Arial"/>
+          <w:sz w:val="20"/>
+          <w:szCs w:val="20"/>
+        </w:rPr>
+        <w:t xml:space="preserve">Based on what I saw:</w:t>
+      </w:r>
+    </w:p>
+    <w:p>
+      <w:pPr>
+        <w:spacing w:after="60"/>
+        <w:ind w:left="360"/>
+      </w:pPr>
+      <w:r>
+        <w:rPr>
+          <w:rFonts w:ascii="Arial" w:cs="Arial" w:eastAsia="Arial" w:hAnsi="Arial"/>
+          <w:sz w:val="20"/>
+          <w:szCs w:val="20"/>
+        </w:rPr>
+        <w:t xml:space="preserve">• </w:t>
+      </w:r>
+      <w:r>
+        <w:rPr>
+          <w:rFonts w:ascii="Arial" w:cs="Arial" w:eastAsia="Arial" w:hAnsi="Arial"/>
+          <w:sz w:val="20"/>
+          <w:szCs w:val="20"/>
+        </w:rPr>
+        <w:t xml:space="preserve">[ ] Code was well-organized and clear</w:t>
+      </w:r>
+    </w:p>
+    <w:p>
+      <w:pPr>
+        <w:spacing w:after="60"/>
+        <w:ind w:left="360"/>
+      </w:pPr>
+      <w:r>
+        <w:rPr>
+          <w:rFonts w:ascii="Arial" w:cs="Arial" w:eastAsia="Arial" w:hAnsi="Arial"/>
+          <w:sz w:val="20"/>
+          <w:szCs w:val="20"/>
+        </w:rPr>
+        <w:t xml:space="preserve">• </w:t>
+      </w:r>
+      <w:r>
+        <w:rPr>
+          <w:rFonts w:ascii="Arial" w:cs="Arial" w:eastAsia="Arial" w:hAnsi="Arial"/>
+          <w:sz w:val="20"/>
+          <w:szCs w:val="20"/>
+        </w:rPr>
+        <w:t xml:space="preserve">[ ] Code was mostly organized</w:t>
+      </w:r>
+    </w:p>
+    <w:p>
+      <w:pPr>
+        <w:spacing w:after="60"/>
+        <w:ind w:left="360"/>
+      </w:pPr>
+      <w:r>
+        <w:rPr>
+          <w:rFonts w:ascii="Arial" w:cs="Arial" w:eastAsia="Arial" w:hAnsi="Arial"/>
+          <w:sz w:val="20"/>
+          <w:szCs w:val="20"/>
+        </w:rPr>
+        <w:t xml:space="preserve">• </w:t>
+      </w:r>
+      <w:r>
+        <w:rPr>
+          <w:rFonts w:ascii="Arial" w:cs="Arial" w:eastAsia="Arial" w:hAnsi="Arial"/>
+          <w:sz w:val="20"/>
+          <w:szCs w:val="20"/>
+        </w:rPr>
+        <w:t xml:space="preserve">[ ] Code structure was unclear</w:t>
+      </w:r>
+    </w:p>
+    <w:p>
+      <w:pPr>
+        <w:spacing w:after="60"/>
+        <w:ind w:left="360"/>
+      </w:pPr>
+      <w:r>
+        <w:rPr>
+          <w:rFonts w:ascii="Arial" w:cs="Arial" w:eastAsia="Arial" w:hAnsi="Arial"/>
+          <w:sz w:val="20"/>
+          <w:szCs w:val="20"/>
+        </w:rPr>
+        <w:t xml:space="preserve">• </w:t>
+      </w:r>
+      <w:r>
+        <w:rPr>
+          <w:rFonts w:ascii="Arial" w:cs="Arial" w:eastAsia="Arial" w:hAnsi="Arial"/>
+          <w:sz w:val="20"/>
+          <w:szCs w:val="20"/>
+        </w:rPr>
+        <w:t xml:space="preserve">[ ] Clear, engaging, well-paced</w:t>
+      </w:r>
+    </w:p>
+    <w:p>
+      <w:pPr>
+        <w:spacing w:after="60"/>
+        <w:ind w:left="360"/>
+      </w:pPr>
+      <w:r>
+        <w:rPr>
+          <w:rFonts w:ascii="Arial" w:cs="Arial" w:eastAsia="Arial" w:hAnsi="Arial"/>
+          <w:sz w:val="20"/>
+          <w:szCs w:val="20"/>
+        </w:rPr>
+        <w:t xml:space="preserve">• </w:t>
+      </w:r>
+      <w:r>
+        <w:rPr>
+          <w:rFonts w:ascii="Arial" w:cs="Arial" w:eastAsia="Arial" w:hAnsi="Arial"/>
+          <w:sz w:val="20"/>
+          <w:szCs w:val="20"/>
+        </w:rPr>
+        <w:t xml:space="preserve">[ ] Mostly clear</w:t>
+      </w:r>
+    </w:p>
+    <w:p>
+      <w:pPr>
+        <w:spacing w:after="60"/>
+        <w:ind w:left="360"/>
+      </w:pPr>
+      <w:r>
+        <w:rPr>
+          <w:rFonts w:ascii="Arial" w:cs="Arial" w:eastAsia="Arial" w:hAnsi="Arial"/>
+          <w:sz w:val="20"/>
+          <w:szCs w:val="20"/>
+        </w:rPr>
+        <w:t xml:space="preserve">• </w:t>
+      </w:r>
+      <w:r>
+        <w:rPr>
+          <w:rFonts w:ascii="Arial" w:cs="Arial" w:eastAsia="Arial" w:hAnsi="Arial"/>
+          <w:sz w:val="20"/>
+          <w:szCs w:val="20"/>
+        </w:rPr>
+        <w:t xml:space="preserve">[ ] Could improve clarity/pace</w:t>
+      </w:r>
+    </w:p>
+    <w:p>
+      <w:pPr>
+        <w:spacing w:after="60"/>
+      </w:pPr>
+      <w:r>
+        <w:rPr>
+          <w:rFonts w:ascii="Arial" w:cs="Arial" w:eastAsia="Arial" w:hAnsi="Arial"/>
+          <w:sz w:val="20"/>
+          <w:szCs w:val="20"/>
+        </w:rPr>
+        <w:t xml:space="preserve">What stood out about this project?</w:t>
+      </w:r>
+    </w:p>
+    <w:p>
+      <w:pPr>
+        <w:spacing w:after="60"/>
+      </w:pPr>
+      <w:r>
+        <w:rPr>
+          <w:rFonts w:ascii="Arial" w:cs="Arial" w:eastAsia="Arial" w:hAnsi="Arial"/>
+          <w:sz w:val="20"/>
+          <w:szCs w:val="20"/>
+        </w:rPr>
+        <w:t xml:space="preserve">________________</w:t>
+      </w:r>
+    </w:p>
+    <w:p>
+      <w:pPr>
+        <w:spacing w:after="60"/>
+      </w:pPr>
+      <w:r>
+        <w:rPr>
+          <w:rFonts w:ascii="Arial" w:cs="Arial" w:eastAsia="Arial" w:hAnsi="Arial"/>
+          <w:sz w:val="20"/>
+          <w:szCs w:val="20"/>
+        </w:rPr>
+        <w:t xml:space="preserve">What would you like to know more about?</w:t>
+      </w:r>
+    </w:p>
+    <w:p>
+      <w:pPr>
+        <w:spacing w:after="60"/>
+        <w:ind w:left="360"/>
+      </w:pPr>
+      <w:r>
+        <w:rPr>
+          <w:rFonts w:ascii="Arial" w:cs="Arial" w:eastAsia="Arial" w:hAnsi="Arial"/>
+          <w:sz w:val="20"/>
+          <w:szCs w:val="20"/>
+        </w:rPr>
+        <w:t xml:space="preserve">• </w:t>
+      </w:r>
+      <w:r>
+        <w:rPr>
+          <w:rFonts w:ascii="Arial" w:cs="Arial" w:eastAsia="Arial" w:hAnsi="Arial"/>
+          <w:sz w:val="20"/>
+          <w:szCs w:val="20"/>
+        </w:rPr>
+        <w:t xml:space="preserve">Q1: ________________</w:t>
+      </w:r>
+    </w:p>
+    <w:p>
+      <w:pPr>
+        <w:spacing w:after="60"/>
+        <w:ind w:left="360"/>
+      </w:pPr>
+      <w:r>
+        <w:rPr>
+          <w:rFonts w:ascii="Arial" w:cs="Arial" w:eastAsia="Arial" w:hAnsi="Arial"/>
+          <w:sz w:val="20"/>
+          <w:szCs w:val="20"/>
+        </w:rPr>
+        <w:t xml:space="preserve">• </w:t>
+      </w:r>
+      <w:r>
+        <w:rPr>
+          <w:rFonts w:ascii="Arial" w:cs="Arial" w:eastAsia="Arial" w:hAnsi="Arial"/>
+          <w:sz w:val="20"/>
+          <w:szCs w:val="20"/>
+        </w:rPr>
+        <w:t xml:space="preserve">Q2: ________________</w:t>
+      </w:r>
+    </w:p>
+    <w:p>
+      <w:pPr>
+        <w:spacing w:after="60"/>
+      </w:pPr>
+      <w:r>
+        <w:rPr>
+          <w:rFonts w:ascii="Arial" w:cs="Arial" w:eastAsia="Arial" w:hAnsi="Arial"/>
+          <w:sz w:val="20"/>
+          <w:szCs w:val="20"/>
+        </w:rPr>
+        <w:t xml:space="preserve">One suggestion for improvement (if applicable):</w:t>
+      </w:r>
+    </w:p>
+    <w:p>
+      <w:pPr>
+        <w:spacing w:after="60"/>
+      </w:pPr>
+      <w:r>
+        <w:rPr>
+          <w:rFonts w:ascii="Arial" w:cs="Arial" w:eastAsia="Arial" w:hAnsi="Arial"/>
+          <w:sz w:val="20"/>
+          <w:szCs w:val="20"/>
+        </w:rPr>
+        <w:t xml:space="preserve">________________</w:t>
+      </w:r>
+    </w:p>
+    <w:p>
+      <w:pPr>
+        <w:spacing w:after="60"/>
+      </w:pPr>
+      <w:r>
+        <w:rPr>
+          <w:rFonts w:ascii="Arial" w:cs="Arial" w:eastAsia="Arial" w:hAnsi="Arial"/>
+          <w:sz w:val="20"/>
+          <w:szCs w:val="20"/>
+        </w:rPr>
+        <w:t xml:space="preserve">________________</w:t>
+      </w:r>
+    </w:p>
+    <w:p>
+      <w:pPr>
+        <w:spacing w:after="60"/>
+      </w:pPr>
+      <w:r>
+        <w:rPr>
+          <w:rFonts w:ascii="Arial" w:cs="Arial" w:eastAsia="Arial" w:hAnsi="Arial"/>
+          <w:sz w:val="20"/>
+          <w:szCs w:val="20"/>
+        </w:rPr>
+        <w:t xml:space="preserve">As a listener:</w:t>
+      </w:r>
+    </w:p>
+    <w:p>
+      <w:pPr>
+        <w:spacing w:after="60"/>
+        <w:ind w:left="360"/>
+      </w:pPr>
+      <w:r>
+        <w:rPr>
+          <w:rFonts w:ascii="Arial" w:cs="Arial" w:eastAsia="Arial" w:hAnsi="Arial"/>
+          <w:sz w:val="20"/>
+          <w:szCs w:val="20"/>
+        </w:rPr>
+        <w:t xml:space="preserve">• </w:t>
+      </w:r>
+      <w:r>
+        <w:rPr>
+          <w:rFonts w:ascii="Arial" w:cs="Arial" w:eastAsia="Arial" w:hAnsi="Arial"/>
+          <w:sz w:val="20"/>
+          <w:szCs w:val="20"/>
+        </w:rPr>
+        <w:t xml:space="preserve">Pay attention — Give each presenter your full focus</w:t>
+      </w:r>
+    </w:p>
+    <w:p>
+      <w:pPr>
+        <w:spacing w:after="60"/>
+        <w:ind w:left="360"/>
+      </w:pPr>
+      <w:r>
+        <w:rPr>
+          <w:rFonts w:ascii="Arial" w:cs="Arial" w:eastAsia="Arial" w:hAnsi="Arial"/>
+          <w:sz w:val="20"/>
+          <w:szCs w:val="20"/>
+        </w:rPr>
+        <w:t xml:space="preserve">• </w:t>
+      </w:r>
+      <w:r>
+        <w:rPr>
+          <w:rFonts w:ascii="Arial" w:cs="Arial" w:eastAsia="Arial" w:hAnsi="Arial"/>
+          <w:sz w:val="20"/>
+          <w:szCs w:val="20"/>
+        </w:rPr>
+        <w:t xml:space="preserve">Be respectful — No phones, side conversations, or dismissive comments</w:t>
+      </w:r>
+    </w:p>
+    <w:p>
+      <w:pPr>
+        <w:spacing w:after="60"/>
+        <w:ind w:left="360"/>
+      </w:pPr>
+      <w:r>
+        <w:rPr>
+          <w:rFonts w:ascii="Arial" w:cs="Arial" w:eastAsia="Arial" w:hAnsi="Arial"/>
+          <w:sz w:val="20"/>
+          <w:szCs w:val="20"/>
+        </w:rPr>
+        <w:t xml:space="preserve">• </w:t>
+      </w:r>
+      <w:r>
+        <w:rPr>
+          <w:rFonts w:ascii="Arial" w:cs="Arial" w:eastAsia="Arial" w:hAnsi="Arial"/>
+          <w:sz w:val="20"/>
+          <w:szCs w:val="20"/>
+        </w:rPr>
+        <w:t xml:space="preserve">Ask real questions — If you're genuinely curious, ask. Don't just ask to show off.</w:t>
+      </w:r>
+    </w:p>
+    <w:p>
+      <w:pPr>
+        <w:spacing w:after="60"/>
+        <w:ind w:left="360"/>
+      </w:pPr>
+      <w:r>
+        <w:rPr>
+          <w:rFonts w:ascii="Arial" w:cs="Arial" w:eastAsia="Arial" w:hAnsi="Arial"/>
+          <w:sz w:val="20"/>
+          <w:szCs w:val="20"/>
+        </w:rPr>
+        <w:t xml:space="preserve">• </w:t>
+      </w:r>
+      <w:r>
+        <w:rPr>
+          <w:rFonts w:ascii="Arial" w:cs="Arial" w:eastAsia="Arial" w:hAnsi="Arial"/>
+          <w:sz w:val="20"/>
+          <w:szCs w:val="20"/>
+        </w:rPr>
+        <w:t xml:space="preserve">Offer compliments — Every project is an accomplishment</w:t>
+      </w:r>
+    </w:p>
+    <w:p>
+      <w:pPr>
+        <w:spacing w:after="60"/>
+        <w:ind w:left="360"/>
+      </w:pPr>
+      <w:r>
+        <w:rPr>
+          <w:rFonts w:ascii="Arial" w:cs="Arial" w:eastAsia="Arial" w:hAnsi="Arial"/>
+          <w:sz w:val="20"/>
+          <w:szCs w:val="20"/>
+        </w:rPr>
+        <w:t xml:space="preserve">• </w:t>
+      </w:r>
+      <w:r>
+        <w:rPr>
+          <w:rFonts w:ascii="Arial" w:cs="Arial" w:eastAsia="Arial" w:hAnsi="Arial"/>
+          <w:sz w:val="20"/>
+          <w:szCs w:val="20"/>
+        </w:rPr>
+        <w:t xml:space="preserve">Fill out evaluation forms — This feedback is valuable to the presenter</w:t>
+      </w:r>
+    </w:p>
+    <w:p>
+      <w:pPr>
+        <w:spacing w:after="60"/>
+      </w:pPr>
+      <w:r>
+        <w:rPr>
+          <w:rFonts w:ascii="Arial" w:cs="Arial" w:eastAsia="Arial" w:hAnsi="Arial"/>
+          <w:sz w:val="20"/>
+          <w:szCs w:val="20"/>
+        </w:rPr>
+        <w:t xml:space="preserve">As you watch presentations, consider:</w:t>
+      </w:r>
+    </w:p>
+    <w:p>
+      <w:pPr>
+        <w:spacing w:after="60"/>
+      </w:pPr>
+      <w:r>
+        <w:rPr>
+          <w:rFonts w:ascii="Arial" w:cs="Arial" w:eastAsia="Arial" w:hAnsi="Arial"/>
+          <w:sz w:val="20"/>
+          <w:szCs w:val="20"/>
+        </w:rPr>
+        <w:t xml:space="preserve">1. Does it work? — Does the app do what it claims?</w:t>
+      </w:r>
+    </w:p>
+    <w:p>
+      <w:pPr>
+        <w:spacing w:after="60"/>
+      </w:pPr>
+      <w:r>
+        <w:rPr>
+          <w:rFonts w:ascii="Arial" w:cs="Arial" w:eastAsia="Arial" w:hAnsi="Arial"/>
+          <w:sz w:val="20"/>
+          <w:szCs w:val="20"/>
+        </w:rPr>
+        <w:t xml:space="preserve">2. Is the code good? — Organized, readable, documented?</w:t>
+      </w:r>
+    </w:p>
+    <w:p>
+      <w:pPr>
+        <w:spacing w:after="60"/>
+      </w:pPr>
+      <w:r>
+        <w:rPr>
+          <w:rFonts w:ascii="Arial" w:cs="Arial" w:eastAsia="Arial" w:hAnsi="Arial"/>
+          <w:sz w:val="20"/>
+          <w:szCs w:val="20"/>
+        </w:rPr>
+        <w:t xml:space="preserve">3. Did they test it? — Can they explain how they tested?</w:t>
+      </w:r>
+    </w:p>
+    <w:p>
+      <w:pPr>
+        <w:spacing w:after="60"/>
+      </w:pPr>
+      <w:r>
+        <w:rPr>
+          <w:rFonts w:ascii="Arial" w:cs="Arial" w:eastAsia="Arial" w:hAnsi="Arial"/>
+          <w:sz w:val="20"/>
+          <w:szCs w:val="20"/>
+        </w:rPr>
+        <w:t xml:space="preserve">4. Did they learn? — Can they explain the design and decisions?</w:t>
+      </w:r>
+    </w:p>
+    <w:p>
+      <w:pPr>
+        <w:spacing w:after="60"/>
+      </w:pPr>
+      <w:r>
+        <w:rPr>
+          <w:rFonts w:ascii="Arial" w:cs="Arial" w:eastAsia="Arial" w:hAnsi="Arial"/>
+          <w:sz w:val="20"/>
+          <w:szCs w:val="20"/>
+        </w:rPr>
+        <w:t xml:space="preserve">5. Is it finished? — Could you use it as-is, or is it half-baked?</w:t>
+      </w:r>
+    </w:p>
+    <w:p>
+      <w:pPr>
+        <w:spacing w:after="60"/>
+      </w:pPr>
+      <w:r>
+        <w:rPr>
+          <w:rFonts w:ascii="Arial" w:cs="Arial" w:eastAsia="Arial" w:hAnsi="Arial"/>
+          <w:sz w:val="20"/>
+          <w:szCs w:val="20"/>
+        </w:rPr>
+        <w:t xml:space="preserve">When someone asks a question:</w:t>
+      </w:r>
+    </w:p>
+    <w:p>
+      <w:pPr>
+        <w:spacing w:after="60"/>
+        <w:ind w:left="360"/>
+      </w:pPr>
+      <w:r>
+        <w:rPr>
+          <w:rFonts w:ascii="Arial" w:cs="Arial" w:eastAsia="Arial" w:hAnsi="Arial"/>
+          <w:sz w:val="20"/>
+          <w:szCs w:val="20"/>
+        </w:rPr>
+        <w:t xml:space="preserve">• </w:t>
+      </w:r>
+      <w:r>
+        <w:rPr>
+          <w:rFonts w:ascii="Arial" w:cs="Arial" w:eastAsia="Arial" w:hAnsi="Arial"/>
+          <w:sz w:val="20"/>
+          <w:szCs w:val="20"/>
+        </w:rPr>
+        <w:t xml:space="preserve">Answer thoughtfully — Don't just blurt; think first</w:t>
+      </w:r>
+    </w:p>
+    <w:p>
+      <w:pPr>
+        <w:spacing w:after="60"/>
+        <w:ind w:left="360"/>
+      </w:pPr>
+      <w:r>
+        <w:rPr>
+          <w:rFonts w:ascii="Arial" w:cs="Arial" w:eastAsia="Arial" w:hAnsi="Arial"/>
+          <w:sz w:val="20"/>
+          <w:szCs w:val="20"/>
+        </w:rPr>
+        <w:t xml:space="preserve">• </w:t>
+      </w:r>
+      <w:r>
+        <w:rPr>
+          <w:rFonts w:ascii="Arial" w:cs="Arial" w:eastAsia="Arial" w:hAnsi="Arial"/>
+          <w:sz w:val="20"/>
+          <w:szCs w:val="20"/>
+        </w:rPr>
+        <w:t xml:space="preserve">Admit uncertainty — "I'm not sure, but I think..." is okay</w:t>
+      </w:r>
+    </w:p>
+    <w:p>
+      <w:pPr>
+        <w:spacing w:after="60"/>
+        <w:ind w:left="360"/>
+      </w:pPr>
+      <w:r>
+        <w:rPr>
+          <w:rFonts w:ascii="Arial" w:cs="Arial" w:eastAsia="Arial" w:hAnsi="Arial"/>
+          <w:sz w:val="20"/>
+          <w:szCs w:val="20"/>
+        </w:rPr>
+        <w:t xml:space="preserve">• </w:t>
+      </w:r>
+      <w:r>
+        <w:rPr>
+          <w:rFonts w:ascii="Arial" w:cs="Arial" w:eastAsia="Arial" w:hAnsi="Arial"/>
+          <w:sz w:val="20"/>
+          <w:szCs w:val="20"/>
+        </w:rPr>
+        <w:t xml:space="preserve">Build on feedback — "That's a good point. I would fix that by..."</w:t>
+      </w:r>
+    </w:p>
+    <w:p>
+      <w:pPr>
+        <w:spacing w:after="60"/>
+        <w:ind w:left="360"/>
+      </w:pPr>
+      <w:r>
+        <w:rPr>
+          <w:rFonts w:ascii="Arial" w:cs="Arial" w:eastAsia="Arial" w:hAnsi="Arial"/>
+          <w:sz w:val="20"/>
+          <w:szCs w:val="20"/>
+        </w:rPr>
+        <w:t xml:space="preserve">• </w:t>
+      </w:r>
+      <w:r>
+        <w:rPr>
+          <w:rFonts w:ascii="Arial" w:cs="Arial" w:eastAsia="Arial" w:hAnsi="Arial"/>
+          <w:sz w:val="20"/>
+          <w:szCs w:val="20"/>
+        </w:rPr>
+        <w:t xml:space="preserve">Short answers — One or two sentences, then stop</w:t>
+      </w:r>
+    </w:p>
+    <w:p>
+      <w:pPr>
+        <w:spacing w:after="60"/>
+        <w:ind w:left="360"/>
+      </w:pPr>
+      <w:r>
+        <w:rPr>
+          <w:rFonts w:ascii="Arial" w:cs="Arial" w:eastAsia="Arial" w:hAnsi="Arial"/>
+          <w:sz w:val="20"/>
+          <w:szCs w:val="20"/>
+        </w:rPr>
+        <w:t xml:space="preserve">• </w:t>
+      </w:r>
+      <w:r>
+        <w:rPr>
+          <w:rFonts w:ascii="Arial" w:cs="Arial" w:eastAsia="Arial" w:hAnsi="Arial"/>
+          <w:sz w:val="20"/>
+          <w:szCs w:val="20"/>
+        </w:rPr>
+        <w:t xml:space="preserve">Thank questioners — "Great question!"</w:t>
+      </w:r>
+    </w:p>
+    <w:p>
+      <w:pPr>
+        <w:spacing w:after="60"/>
+      </w:pPr>
+      <w:r>
+        <w:rPr>
+          <w:rFonts w:ascii="Arial" w:cs="Arial" w:eastAsia="Arial" w:hAnsi="Arial"/>
+          <w:sz w:val="20"/>
+          <w:szCs w:val="20"/>
+        </w:rPr>
+        <w:t xml:space="preserve">When asking a question:</w:t>
+      </w:r>
+    </w:p>
+    <w:p>
+      <w:pPr>
+        <w:spacing w:after="60"/>
+        <w:ind w:left="360"/>
+      </w:pPr>
+      <w:r>
+        <w:rPr>
+          <w:rFonts w:ascii="Arial" w:cs="Arial" w:eastAsia="Arial" w:hAnsi="Arial"/>
+          <w:sz w:val="20"/>
+          <w:szCs w:val="20"/>
+        </w:rPr>
+        <w:t xml:space="preserve">• </w:t>
+      </w:r>
+      <w:r>
+        <w:rPr>
+          <w:rFonts w:ascii="Arial" w:cs="Arial" w:eastAsia="Arial" w:hAnsi="Arial"/>
+          <w:sz w:val="20"/>
+          <w:szCs w:val="20"/>
+        </w:rPr>
+        <w:t xml:space="preserve">Be genuine — Ask because you're curious, not to be difficult</w:t>
+      </w:r>
+    </w:p>
+    <w:p>
+      <w:pPr>
+        <w:spacing w:after="60"/>
+        <w:ind w:left="360"/>
+      </w:pPr>
+      <w:r>
+        <w:rPr>
+          <w:rFonts w:ascii="Arial" w:cs="Arial" w:eastAsia="Arial" w:hAnsi="Arial"/>
+          <w:sz w:val="20"/>
+          <w:szCs w:val="20"/>
+        </w:rPr>
+        <w:t xml:space="preserve">• </w:t>
+      </w:r>
+      <w:r>
+        <w:rPr>
+          <w:rFonts w:ascii="Arial" w:cs="Arial" w:eastAsia="Arial" w:hAnsi="Arial"/>
+          <w:sz w:val="20"/>
+          <w:szCs w:val="20"/>
+        </w:rPr>
+        <w:t xml:space="preserve">Be specific — "Tell me about the search feature" vs. "How does it work?"</w:t>
+      </w:r>
+    </w:p>
+    <w:p>
+      <w:pPr>
+        <w:spacing w:after="60"/>
+        <w:ind w:left="360"/>
+      </w:pPr>
+      <w:r>
+        <w:rPr>
+          <w:rFonts w:ascii="Arial" w:cs="Arial" w:eastAsia="Arial" w:hAnsi="Arial"/>
+          <w:sz w:val="20"/>
+          <w:szCs w:val="20"/>
+        </w:rPr>
+        <w:t xml:space="preserve">• </w:t>
+      </w:r>
+      <w:r>
+        <w:rPr>
+          <w:rFonts w:ascii="Arial" w:cs="Arial" w:eastAsia="Arial" w:hAnsi="Arial"/>
+          <w:sz w:val="20"/>
+          <w:szCs w:val="20"/>
+        </w:rPr>
+        <w:t xml:space="preserve">Acknowledge effort — "I liked how you... but I'm curious about..."</w:t>
+      </w:r>
+    </w:p>
+    <w:p>
+      <w:pPr>
+        <w:spacing w:after="60"/>
+        <w:ind w:left="360"/>
+      </w:pPr>
+      <w:r>
+        <w:rPr>
+          <w:rFonts w:ascii="Arial" w:cs="Arial" w:eastAsia="Arial" w:hAnsi="Arial"/>
+          <w:sz w:val="20"/>
+          <w:szCs w:val="20"/>
+        </w:rPr>
+        <w:t xml:space="preserve">• </w:t>
+      </w:r>
+      <w:r>
+        <w:rPr>
+          <w:rFonts w:ascii="Arial" w:cs="Arial" w:eastAsia="Arial" w:hAnsi="Arial"/>
+          <w:sz w:val="20"/>
+          <w:szCs w:val="20"/>
+        </w:rPr>
+        <w:t xml:space="preserve">Be respectful — Even if you found a bug: "I noticed the app crashed when... is that a known issue?"</w:t>
+      </w:r>
+    </w:p>
+    <w:p>
+      <w:pPr>
+        <w:spacing w:after="60"/>
+      </w:pPr>
+      <w:r>
+        <w:rPr>
+          <w:rFonts w:ascii="Arial" w:cs="Arial" w:eastAsia="Arial" w:hAnsi="Arial"/>
+          <w:sz w:val="20"/>
+          <w:szCs w:val="20"/>
+        </w:rPr>
+        <w:t xml:space="preserve">Presenter gets flustered or forgets:</w:t>
+      </w:r>
+    </w:p>
+    <w:p>
+      <w:pPr>
+        <w:spacing w:after="60"/>
+        <w:ind w:left="360"/>
+      </w:pPr>
+      <w:r>
+        <w:rPr>
+          <w:rFonts w:ascii="Arial" w:cs="Arial" w:eastAsia="Arial" w:hAnsi="Arial"/>
+          <w:sz w:val="20"/>
+          <w:szCs w:val="20"/>
+        </w:rPr>
+        <w:t xml:space="preserve">• </w:t>
+      </w:r>
+      <w:r>
+        <w:rPr>
+          <w:rFonts w:ascii="Arial" w:cs="Arial" w:eastAsia="Arial" w:hAnsi="Arial"/>
+          <w:sz w:val="20"/>
+          <w:szCs w:val="20"/>
+        </w:rPr>
+        <w:t xml:space="preserve">It's okay. Take a breath. "Let me restart."</w:t>
+      </w:r>
+    </w:p>
+    <w:p>
+      <w:pPr>
+        <w:spacing w:after="60"/>
+        <w:ind w:left="360"/>
+      </w:pPr>
+      <w:r>
+        <w:rPr>
+          <w:rFonts w:ascii="Arial" w:cs="Arial" w:eastAsia="Arial" w:hAnsi="Arial"/>
+          <w:sz w:val="20"/>
+          <w:szCs w:val="20"/>
+        </w:rPr>
+        <w:t xml:space="preserve">• </w:t>
+      </w:r>
+      <w:r>
+        <w:rPr>
+          <w:rFonts w:ascii="Arial" w:cs="Arial" w:eastAsia="Arial" w:hAnsi="Arial"/>
+          <w:sz w:val="20"/>
+          <w:szCs w:val="20"/>
+        </w:rPr>
+        <w:t xml:space="preserve">Audience: stay patient and supportive.</w:t>
+      </w:r>
+    </w:p>
+    <w:p>
+      <w:pPr>
+        <w:spacing w:after="60"/>
+      </w:pPr>
+      <w:r>
+        <w:rPr>
+          <w:rFonts w:ascii="Arial" w:cs="Arial" w:eastAsia="Arial" w:hAnsi="Arial"/>
+          <w:sz w:val="20"/>
+          <w:szCs w:val="20"/>
+        </w:rPr>
+        <w:t xml:space="preserve">App crashes during demo:</w:t>
+      </w:r>
+    </w:p>
+    <w:p>
+      <w:pPr>
+        <w:spacing w:after="60"/>
+        <w:ind w:left="360"/>
+      </w:pPr>
+      <w:r>
+        <w:rPr>
+          <w:rFonts w:ascii="Arial" w:cs="Arial" w:eastAsia="Arial" w:hAnsi="Arial"/>
+          <w:sz w:val="20"/>
+          <w:szCs w:val="20"/>
+        </w:rPr>
+        <w:t xml:space="preserve">• </w:t>
+      </w:r>
+      <w:r>
+        <w:rPr>
+          <w:rFonts w:ascii="Arial" w:cs="Arial" w:eastAsia="Arial" w:hAnsi="Arial"/>
+          <w:sz w:val="20"/>
+          <w:szCs w:val="20"/>
+        </w:rPr>
+        <w:t xml:space="preserve">Calmly explain: "Let me show you the code that handles this" or restart.</w:t>
+      </w:r>
+    </w:p>
+    <w:p>
+      <w:pPr>
+        <w:spacing w:after="60"/>
+        <w:ind w:left="360"/>
+      </w:pPr>
+      <w:r>
+        <w:rPr>
+          <w:rFonts w:ascii="Arial" w:cs="Arial" w:eastAsia="Arial" w:hAnsi="Arial"/>
+          <w:sz w:val="20"/>
+          <w:szCs w:val="20"/>
+        </w:rPr>
+        <w:t xml:space="preserve">• </w:t>
+      </w:r>
+      <w:r>
+        <w:rPr>
+          <w:rFonts w:ascii="Arial" w:cs="Arial" w:eastAsia="Arial" w:hAnsi="Arial"/>
+          <w:sz w:val="20"/>
+          <w:szCs w:val="20"/>
+        </w:rPr>
+        <w:t xml:space="preserve">Not a reflection of your grade; how you handle it matters.</w:t>
+      </w:r>
+    </w:p>
+    <w:p>
+      <w:pPr>
+        <w:spacing w:after="60"/>
+      </w:pPr>
+      <w:r>
+        <w:rPr>
+          <w:rFonts w:ascii="Arial" w:cs="Arial" w:eastAsia="Arial" w:hAnsi="Arial"/>
+          <w:sz w:val="20"/>
+          <w:szCs w:val="20"/>
+        </w:rPr>
+        <w:t xml:space="preserve">Someone asks a question you can't answer:</w:t>
+      </w:r>
+    </w:p>
+    <w:p>
+      <w:pPr>
+        <w:spacing w:after="60"/>
+        <w:ind w:left="360"/>
+      </w:pPr>
+      <w:r>
+        <w:rPr>
+          <w:rFonts w:ascii="Arial" w:cs="Arial" w:eastAsia="Arial" w:hAnsi="Arial"/>
+          <w:sz w:val="20"/>
+          <w:szCs w:val="20"/>
+        </w:rPr>
+        <w:t xml:space="preserve">• </w:t>
+      </w:r>
+      <w:r>
+        <w:rPr>
+          <w:rFonts w:ascii="Arial" w:cs="Arial" w:eastAsia="Arial" w:hAnsi="Arial"/>
+          <w:sz w:val="20"/>
+          <w:szCs w:val="20"/>
+        </w:rPr>
+        <w:t xml:space="preserve">"That's a great question. I didn't implement that, but it would be a good next step."</w:t>
+      </w:r>
+    </w:p>
+    <w:p>
+      <w:pPr>
+        <w:spacing w:after="60"/>
+      </w:pPr>
+      <w:r>
+        <w:rPr>
+          <w:rFonts w:ascii="Arial" w:cs="Arial" w:eastAsia="Arial" w:hAnsi="Arial"/>
+          <w:sz w:val="20"/>
+          <w:szCs w:val="20"/>
+        </w:rPr>
+        <w:t xml:space="preserve">Awkward silence / no questions:</w:t>
+      </w:r>
+    </w:p>
+    <w:p>
+      <w:pPr>
+        <w:spacing w:after="60"/>
+        <w:ind w:left="360"/>
+      </w:pPr>
+      <w:r>
+        <w:rPr>
+          <w:rFonts w:ascii="Arial" w:cs="Arial" w:eastAsia="Arial" w:hAnsi="Arial"/>
+          <w:sz w:val="20"/>
+          <w:szCs w:val="20"/>
+        </w:rPr>
+        <w:t xml:space="preserve">• </w:t>
+      </w:r>
+      <w:r>
+        <w:rPr>
+          <w:rFonts w:ascii="Arial" w:cs="Arial" w:eastAsia="Arial" w:hAnsi="Arial"/>
+          <w:sz w:val="20"/>
+          <w:szCs w:val="20"/>
+        </w:rPr>
+        <w:t xml:space="preserve">Teacher will prompt: "Does anyone have questions?" or offer feedback first.</w:t>
+      </w:r>
+    </w:p>
+    <w:p>
+      <w:pPr>
+        <w:spacing w:after="60"/>
+      </w:pPr>
+      <w:r>
+        <w:rPr>
+          <w:rFonts w:ascii="Arial" w:cs="Arial" w:eastAsia="Arial" w:hAnsi="Arial"/>
+          <w:sz w:val="20"/>
+          <w:szCs w:val="20"/>
+        </w:rPr>
+        <w:t xml:space="preserve">*(Adjust based on number of presenters)*</w:t>
+      </w:r>
+    </w:p>
+    <w:p>
+      <w:pPr>
+        <w:spacing w:after="60"/>
+      </w:pPr>
+      <w:r>
+        <w:rPr>
+          <w:rFonts w:ascii="Arial" w:cs="Arial" w:eastAsia="Arial" w:hAnsi="Arial"/>
+          <w:sz w:val="20"/>
+          <w:szCs w:val="20"/>
+        </w:rPr>
+        <w:t xml:space="preserve">Presenter:</w:t>
+      </w:r>
+    </w:p>
+    <w:p>
+      <w:pPr>
+        <w:spacing w:after="60"/>
+        <w:ind w:left="360"/>
+      </w:pPr>
+      <w:r>
+        <w:rPr>
+          <w:rFonts w:ascii="Arial" w:cs="Arial" w:eastAsia="Arial" w:hAnsi="Arial"/>
+          <w:sz w:val="20"/>
+          <w:szCs w:val="20"/>
+        </w:rPr>
+        <w:t xml:space="preserve">• </w:t>
+      </w:r>
+      <w:r>
+        <w:rPr>
+          <w:rFonts w:ascii="Arial" w:cs="Arial" w:eastAsia="Arial" w:hAnsi="Arial"/>
+          <w:sz w:val="20"/>
+          <w:szCs w:val="20"/>
+        </w:rPr>
+        <w:t xml:space="preserve">Save evaluation forms—they're valuable feedback</w:t>
+      </w:r>
+    </w:p>
+    <w:p>
+      <w:pPr>
+        <w:spacing w:after="60"/>
+        <w:ind w:left="360"/>
+      </w:pPr>
+      <w:r>
+        <w:rPr>
+          <w:rFonts w:ascii="Arial" w:cs="Arial" w:eastAsia="Arial" w:hAnsi="Arial"/>
+          <w:sz w:val="20"/>
+          <w:szCs w:val="20"/>
+        </w:rPr>
+        <w:t xml:space="preserve">• </w:t>
+      </w:r>
+      <w:r>
+        <w:rPr>
+          <w:rFonts w:ascii="Arial" w:cs="Arial" w:eastAsia="Arial" w:hAnsi="Arial"/>
+          <w:sz w:val="20"/>
+          <w:szCs w:val="20"/>
+        </w:rPr>
+        <w:t xml:space="preserve">Celebrate: you presented a capstone project!</w:t>
+      </w:r>
+    </w:p>
+    <w:p>
+      <w:pPr>
+        <w:spacing w:after="60"/>
+      </w:pPr>
+      <w:r>
+        <w:rPr>
+          <w:rFonts w:ascii="Arial" w:cs="Arial" w:eastAsia="Arial" w:hAnsi="Arial"/>
+          <w:sz w:val="20"/>
+          <w:szCs w:val="20"/>
+        </w:rPr>
+        <w:t xml:space="preserve">Audience:</w:t>
+      </w:r>
+    </w:p>
+    <w:p>
+      <w:pPr>
+        <w:spacing w:after="60"/>
+        <w:ind w:left="360"/>
+      </w:pPr>
+      <w:r>
+        <w:rPr>
+          <w:rFonts w:ascii="Arial" w:cs="Arial" w:eastAsia="Arial" w:hAnsi="Arial"/>
+          <w:sz w:val="20"/>
+          <w:szCs w:val="20"/>
+        </w:rPr>
+        <w:t xml:space="preserve">• </w:t>
+      </w:r>
+      <w:r>
+        <w:rPr>
+          <w:rFonts w:ascii="Arial" w:cs="Arial" w:eastAsia="Arial" w:hAnsi="Arial"/>
+          <w:sz w:val="20"/>
+          <w:szCs w:val="20"/>
+        </w:rPr>
+        <w:t xml:space="preserve">Turn in evaluation forms (teacher collects)</w:t>
+      </w:r>
+    </w:p>
+    <w:p>
+      <w:pPr>
+        <w:spacing w:after="60"/>
+        <w:ind w:left="360"/>
+      </w:pPr>
+      <w:r>
+        <w:rPr>
+          <w:rFonts w:ascii="Arial" w:cs="Arial" w:eastAsia="Arial" w:hAnsi="Arial"/>
+          <w:sz w:val="20"/>
+          <w:szCs w:val="20"/>
+        </w:rPr>
+        <w:t xml:space="preserve">• </w:t>
+      </w:r>
+      <w:r>
+        <w:rPr>
+          <w:rFonts w:ascii="Arial" w:cs="Arial" w:eastAsia="Arial" w:hAnsi="Arial"/>
+          <w:sz w:val="20"/>
+          <w:szCs w:val="20"/>
+        </w:rPr>
+        <w:t xml:space="preserve">Reflect on what you learned from peers</w:t>
+      </w:r>
+    </w:p>
+    <w:p>
+      <w:pPr>
+        <w:spacing w:after="160"/>
       </w:pPr>
     </w:p>
     <w:p>
@@ -950,6 +2943,95 @@
     <w:p>
       <w:pPr>
         <w:spacing w:after="120"/>
+      </w:pPr>
+    </w:p>
+    <w:p>
+      <w:pPr>
+        <w:pBdr>
+          <w:bottom w:val="single" w:color="1B7A4A" w:sz="4" w:space="4"/>
+        </w:pBdr>
+        <w:spacing w:after="100" w:before="120"/>
+      </w:pPr>
+      <w:r>
+        <w:rPr>
+          <w:rFonts w:ascii="Arial" w:cs="Arial" w:eastAsia="Arial" w:hAnsi="Arial"/>
+          <w:b/>
+          <w:bCs/>
+          <w:color w:val="1B7A4A"/>
+          <w:sz w:val="24"/>
+          <w:szCs w:val="24"/>
+        </w:rPr>
+        <w:t xml:space="preserve">Guided Practice</w:t>
+      </w:r>
+    </w:p>
+    <w:p>
+      <w:pPr>
+        <w:spacing w:after="60"/>
+      </w:pPr>
+      <w:r>
+        <w:rPr>
+          <w:rFonts w:ascii="Arial" w:cs="Arial" w:eastAsia="Arial" w:hAnsi="Arial"/>
+          <w:sz w:val="20"/>
+          <w:szCs w:val="20"/>
+        </w:rPr>
+        <w:t xml:space="preserve">- [ ] Presentation delivered (5–7 minutes)</w:t>
+      </w:r>
+    </w:p>
+    <w:p>
+      <w:pPr>
+        <w:spacing w:after="60"/>
+      </w:pPr>
+      <w:r>
+        <w:rPr>
+          <w:rFonts w:ascii="Arial" w:cs="Arial" w:eastAsia="Arial" w:hAnsi="Arial"/>
+          <w:sz w:val="20"/>
+          <w:szCs w:val="20"/>
+        </w:rPr>
+        <w:t xml:space="preserve">- [ ] Answered Q&amp;A questions</w:t>
+      </w:r>
+    </w:p>
+    <w:p>
+      <w:pPr>
+        <w:spacing w:after="60"/>
+      </w:pPr>
+      <w:r>
+        <w:rPr>
+          <w:rFonts w:ascii="Arial" w:cs="Arial" w:eastAsia="Arial" w:hAnsi="Arial"/>
+          <w:sz w:val="20"/>
+          <w:szCs w:val="20"/>
+        </w:rPr>
+        <w:t xml:space="preserve">- [ ] Collected peer evaluation forms</w:t>
+      </w:r>
+    </w:p>
+    <w:p>
+      <w:pPr>
+        <w:spacing w:after="60"/>
+      </w:pPr>
+      <w:r>
+        <w:rPr>
+          <w:rFonts w:ascii="Arial" w:cs="Arial" w:eastAsia="Arial" w:hAnsi="Arial"/>
+          <w:sz w:val="20"/>
+          <w:szCs w:val="20"/>
+        </w:rPr>
+        <w:t xml:space="preserve">- [ ] Thanked audience</w:t>
+      </w:r>
+    </w:p>
+    <w:p>
+      <w:pPr>
+        <w:spacing w:after="60"/>
+      </w:pPr>
+      <w:r>
+        <w:rPr>
+          <w:rFonts w:ascii="Arial" w:cs="Arial" w:eastAsia="Arial" w:hAnsi="Arial"/>
+          <w:sz w:val="20"/>
+          <w:szCs w:val="20"/>
+        </w:rPr>
+        <w:t xml:space="preserve">- [ ] Celebrated your work</w:t>
+      </w:r>
+    </w:p>
+    <w:p>
+      <w:pPr>
+        <w:spacing w:after="160"/>
       </w:pPr>
     </w:p>
     <w:p>
